--- a/en/files/assignments/Manuscript_Rubric.docx
+++ b/en/files/assignments/Manuscript_Rubric.docx
@@ -15,7 +15,7 @@
         <w:pStyle w:val="Subtitle"/>
       </w:pPr>
       <w:r>
-        <w:t>Foundations of Clinical Research: From Clinical Question to Publication</w:t>
+        <w:t>Foundations of Clinical Research — Level 1: From Clinical Question to Publication</w:t>
       </w:r>
     </w:p>
     <w:p>
@@ -2980,7 +2980,7 @@
         <w:color w:val="04242F"/>
         <w:sz w:val="16"/>
       </w:rPr>
-      <w:t>Foundations of Clinical Research  ·  Manuscript rubric</w:t>
+      <w:t>Foundations of Clinical Research — Level 1  ·  Manuscript rubric</w:t>
     </w:r>
     <w:r>
       <w:tab/>

--- a/en/files/assignments/Manuscript_Rubric.docx
+++ b/en/files/assignments/Manuscript_Rubric.docx
@@ -7,7 +7,7 @@
         <w:pStyle w:val="Title"/>
       </w:pPr>
       <w:r>
-        <w:t>Group Manuscript — Marking Rubric</w:t>
+        <w:t>Group Manuscript: Marking Rubric</w:t>
       </w:r>
     </w:p>
     <w:p>
@@ -15,7 +15,7 @@
         <w:pStyle w:val="Subtitle"/>
       </w:pPr>
       <w:r>
-        <w:t>Foundations of Clinical Research — Level 1: From Clinical Question to Publication</w:t>
+        <w:t>Foundations of Clinical Research · Level 1: From Clinical Question to Publication</w:t>
       </w:r>
     </w:p>
     <w:p>
@@ -26,13 +26,16 @@
         <w:t>Organisation:</w:t>
       </w:r>
       <w:r>
-        <w:t xml:space="preserve"> Neudata — </w:t>
+        <w:t xml:space="preserve"> Neudata (</w:t>
       </w:r>
       <w:r>
         <w:rPr>
           <w:i/>
         </w:rPr>
         <w:t>#ClearDataClearImpact</w:t>
+      </w:r>
+      <w:r>
+        <w:t>)</w:t>
       </w:r>
     </w:p>
     <w:p>
@@ -43,7 +46,7 @@
         <w:t>Total:</w:t>
       </w:r>
       <w:r>
-        <w:t xml:space="preserve"> 100 points — the manuscript itself 90 + peer review and response 10</w:t>
+        <w:t xml:space="preserve"> 100 points: the manuscript itself 90 + peer review and response 10</w:t>
       </w:r>
     </w:p>
     <w:p>
@@ -101,7 +104,7 @@
         </w:rPr>
       </w:r>
       <w:r>
-        <w:t>The marks are formative. They help groups improve the paper and show instructors which writing skills need more time. Mark the revised manuscript (submitted with the response letter 2 weeks after Session 8); if no revision arrives, mark the draft and give 0 for criterion 10.</w:t>
+        <w:t>The marks are formative. They help groups improve the paper and show instructors which writing skills need more time. Mark the revised manuscript (submitted with the response letter 2 weeks after Session 8). If no revision arrives, mark the draft and give 0 for criterion 10.</w:t>
       </w:r>
     </w:p>
     <w:p>
@@ -118,7 +121,7 @@
         <w:t>the writing, not the analysis.</w:t>
       </w:r>
       <w:r>
-        <w:t xml:space="preserve"> The analyses were done by the instructors; the question is whether the group reported and interpreted them correctly, clearly and honestly.</w:t>
+        <w:t xml:space="preserve"> The instructors did the analyses. The question is whether the group reported and interpreted them correctly, clearly and honestly.</w:t>
       </w:r>
     </w:p>
     <w:p>
@@ -186,7 +189,7 @@
         <w:tab/>
       </w:r>
       <w:r>
-        <w:t>Write one comment for each criterion that loses points — what to change and where (page/line).</w:t>
+        <w:t>Write one comment for each criterion that loses points: what to change and where (page/line).</w:t>
       </w:r>
     </w:p>
     <w:p>
@@ -226,7 +229,7 @@
         <w:t>Excellent</w:t>
       </w:r>
       <w:r>
-        <w:t xml:space="preserve"> — complete, correct, specific; </w:t>
+        <w:t xml:space="preserve">: complete, correct, specific. </w:t>
       </w:r>
       <w:r>
         <w:rPr>
@@ -235,7 +238,7 @@
         <w:t>Good</w:t>
       </w:r>
       <w:r>
-        <w:t xml:space="preserve"> — mostly complete and correct, minor gaps; </w:t>
+        <w:t xml:space="preserve">: mostly complete and correct, minor gaps. </w:t>
       </w:r>
       <w:r>
         <w:rPr>
@@ -244,7 +247,7 @@
         <w:t>Needs work</w:t>
       </w:r>
       <w:r>
-        <w:t xml:space="preserve"> — present but vague, incomplete or partly incorrect; </w:t>
+        <w:t xml:space="preserve">: present but vague, incomplete or partly incorrect. </w:t>
       </w:r>
       <w:r>
         <w:rPr>
@@ -253,7 +256,7 @@
         <w:t>Missing</w:t>
       </w:r>
       <w:r>
-        <w:t xml:space="preserve"> — absent or wholly incorrect.</w:t>
+        <w:t>: absent or wholly incorrect.</w:t>
       </w:r>
     </w:p>
     <w:p>
@@ -1596,7 +1599,7 @@
               <w:rPr>
                 <w:sz w:val="17"/>
               </w:rPr>
-              <w:t xml:space="preserve">Six moves: main finding in one or two sentences → comparison with other studies (incl. Paper 2) → possible explanations → strengths and limitations (confounding, missing data, simulated single dataset, generalisability) → implications for practice and research → conclusion. </w:t>
+              <w:t xml:space="preserve">Six moves, in order: main finding in one or two sentences; comparison with other studies (incl. Paper 2); possible explanations; strengths and limitations (confounding, missing data, simulated single dataset, generalisability); implications for practice and research; conclusion. </w:t>
             </w:r>
             <w:r>
               <w:rPr>
@@ -1846,7 +1849,7 @@
               <w:rPr>
                 <w:sz w:val="17"/>
               </w:rPr>
-              <w:t xml:space="preserve">— </w:t>
+              <w:t xml:space="preserve">Not applicable. </w:t>
             </w:r>
             <w:r>
               <w:rPr>
@@ -2156,7 +2159,7 @@
               <w:rPr>
                 <w:sz w:val="17"/>
               </w:rPr>
-              <w:t xml:space="preserve">— </w:t>
+              <w:t xml:space="preserve">Not applicable. </w:t>
             </w:r>
             <w:r>
               <w:rPr>
@@ -2400,7 +2403,7 @@
               <w:rPr>
                 <w:sz w:val="17"/>
               </w:rPr>
-              <w:t xml:space="preserve">The group's review of another draft is specific, constructive and uses the checklist. The response letter answers every comment point by point (comment → reply → change, with page/line), politely; disagreements are explained with reasons; the revised manuscript shows the changes. </w:t>
+              <w:t xml:space="preserve">The group's review of another draft is specific, constructive and uses the checklist. The response letter answers every comment point by point and politely (the comment, the reply, then the change with page/line). Disagreements are explained with reasons, and the revised manuscript shows the changes. </w:t>
             </w:r>
             <w:r>
               <w:rPr>
@@ -2645,7 +2648,7 @@
               <w:rPr>
                 <w:sz w:val="17"/>
               </w:rPr>
-              <w:t>A well-reported paper — the structure would pass a journal's technical check.</w:t>
+              <w:t>A well-reported paper. The structure would pass a journal's technical check.</w:t>
             </w:r>
           </w:p>
         </w:tc>
@@ -2698,7 +2701,7 @@
               <w:rPr>
                 <w:sz w:val="17"/>
               </w:rPr>
-              <w:t>A good draft — revise the flagged sections.</w:t>
+              <w:t>A good draft. Revise the flagged sections.</w:t>
             </w:r>
           </w:p>
         </w:tc>
@@ -2749,7 +2752,7 @@
               <w:rPr>
                 <w:sz w:val="17"/>
               </w:rPr>
-              <w:t>The core is there — Results reporting or the Discussion needs substantial work.</w:t>
+              <w:t>The core is there, but Results reporting or the Discussion needs substantial work.</w:t>
             </w:r>
           </w:p>
         </w:tc>
@@ -2800,7 +2803,7 @@
               <w:rPr>
                 <w:sz w:val="17"/>
               </w:rPr>
-              <w:t>Major revision needed — meet an instructor to go through the results pack again.</w:t>
+              <w:t>Major revision needed. Meet an instructor to go through the results pack again.</w:t>
             </w:r>
           </w:p>
         </w:tc>
@@ -2832,7 +2835,7 @@
         <w:pStyle w:val="ListBullet"/>
       </w:pPr>
       <w:r>
-        <w:t>"Positive fluid balance increased mortality" — causal language from a cohort.</w:t>
+        <w:t>"Positive fluid balance increased mortality": causal language from a cohort.</w:t>
       </w:r>
     </w:p>
     <w:p>
@@ -2980,7 +2983,7 @@
         <w:color w:val="04242F"/>
         <w:sz w:val="16"/>
       </w:rPr>
-      <w:t>Foundations of Clinical Research — Level 1  ·  Manuscript rubric</w:t>
+      <w:t>Foundations of Clinical Research · Level 1  ·  Manuscript rubric</w:t>
     </w:r>
     <w:r>
       <w:tab/>

--- a/en/files/assignments/Manuscript_Rubric.docx
+++ b/en/files/assignments/Manuscript_Rubric.docx
@@ -7,7 +7,7 @@
         <w:pStyle w:val="Title"/>
       </w:pPr>
       <w:r>
-        <w:t>Group Manuscript: Marking Rubric</w:t>
+        <w:t>Draft Manuscript: Marking Rubric (individual)</w:t>
       </w:r>
     </w:p>
     <w:p>
@@ -79,7 +79,7 @@
         <w:t>Peer_Review_Instructions.pdf</w:t>
       </w:r>
       <w:r>
-        <w:t>, the group's results pack and the STROBE checklist</w:t>
+        <w:t>, the results pack for the question the participant chose (Q1 to Q5) and the STROBE checklist</w:t>
       </w:r>
     </w:p>
     <w:p>
@@ -104,7 +104,7 @@
         </w:rPr>
       </w:r>
       <w:r>
-        <w:t>The marks are formative. They help groups improve the paper and show instructors which writing skills need more time. Mark the revised manuscript (submitted with the response letter 2 weeks after Session 8). If no revision arrives, mark the draft and give 0 for criterion 10.</w:t>
+        <w:t>The marks are formative. They help each participant improve their paper and show instructors which writing skills need more time. Mark the revised manuscript (submitted with the response letter 2 weeks after Session 8). If no revision arrives, mark the draft and give 0 for criterion 10.</w:t>
       </w:r>
     </w:p>
     <w:p>
@@ -121,7 +121,7 @@
         <w:t>the writing, not the analysis.</w:t>
       </w:r>
       <w:r>
-        <w:t xml:space="preserve"> The instructors did the analyses. The question is whether the group reported and interpreted them correctly, clearly and honestly.</w:t>
+        <w:t xml:space="preserve"> The instructors did the analyses. We gave participants the results; the question is whether the participant reported and interpreted them correctly, clearly and honestly.</w:t>
       </w:r>
     </w:p>
     <w:p>
@@ -149,7 +149,7 @@
         <w:tab/>
       </w:r>
       <w:r>
-        <w:t>Open the group's results pack next to the manuscript and check the main numbers against it.</w:t>
+        <w:t>Open the results pack for the participant's question next to the manuscript and check the main numbers against it.</w:t>
       </w:r>
     </w:p>
     <w:p>
@@ -484,7 +484,7 @@
               <w:rPr>
                 <w:sz w:val="17"/>
               </w:rPr>
-              <w:t xml:space="preserve">Title names population, exposure, outcome and design. Structured abstract ≤ 250 words; Results give the main effect with 95% CI; conclusion matches the design. </w:t>
+              <w:t xml:space="preserve">Title names population, exposure, outcome and design. Structured abstract of 250 words or fewer; Results give the main effect with 95% CI; conclusion matches the design. </w:t>
             </w:r>
             <w:r>
               <w:rPr>
@@ -639,7 +639,7 @@
               <w:rPr>
                 <w:sz w:val="17"/>
               </w:rPr>
-              <w:t xml:space="preserve">Funnel in about 3 paragraphs: what is known (cited), the gap, a clear aim that matches the group's question. About 350 words. </w:t>
+              <w:t xml:space="preserve">Funnel in about 3 paragraphs: what is known (cited), the gap, a clear aim that matches the chosen question (Q1 to Q5). About 350 words. </w:t>
             </w:r>
             <w:r>
               <w:rPr>
@@ -1277,7 +1277,7 @@
               <w:rPr>
                 <w:sz w:val="17"/>
               </w:rPr>
-              <w:t xml:space="preserve">Table 1 plus one or two tables or figures that stand alone: informative title, units, n per column, abbreviations explained, sensible decimals; the figure type suits the data (e.g. Kaplan–Meier, box plot, forest plot). </w:t>
+              <w:t xml:space="preserve">Table 1 plus one or two tables or figures that stand alone: informative title, units, n per column, abbreviations explained, sensible decimals; the figure type suits the data (e.g. Kaplan-Meier, box plot, forest plot). </w:t>
             </w:r>
             <w:r>
               <w:rPr>
@@ -2069,7 +2069,7 @@
               <w:rPr>
                 <w:sz w:val="17"/>
               </w:rPr>
-              <w:t xml:space="preserve">10–20 relevant references in consistent Vancouver style; main text about 2,000 words (± 10%); template used; CRediT and AI-use statements present. </w:t>
+              <w:t xml:space="preserve">10 to 20 relevant references in consistent Vancouver style; main text about 2,000 words (plus or minus 10%); template used; CRediT statement, acknowledgement of the course and AI-use statement present. </w:t>
             </w:r>
             <w:r>
               <w:rPr>
@@ -2403,7 +2403,7 @@
               <w:rPr>
                 <w:sz w:val="17"/>
               </w:rPr>
-              <w:t xml:space="preserve">The group's review of another draft is specific, constructive and uses the checklist. The response letter answers every comment point by point and politely (the comment, the reply, then the change with page/line). Disagreements are explained with reasons, and the revised manuscript shows the changes. </w:t>
+              <w:t xml:space="preserve">The participant's review of one classmate's draft is specific, constructive and uses the checklist. The response letter answers every comment point by point and politely (the comment, the reply, then the change with page/line). Disagreements are explained with reasons, and the revised manuscript shows the changes. </w:t>
             </w:r>
             <w:r>
               <w:rPr>
@@ -2541,8 +2541,8 @@
         <w:tblLook w:firstColumn="1" w:firstRow="1" w:lastColumn="0" w:lastRow="0" w:noHBand="0" w:noVBand="1" w:val="04A0"/>
       </w:tblPr>
       <w:tblGrid>
-        <w:gridCol w:w="935"/>
-        <w:gridCol w:w="8476"/>
+        <w:gridCol w:w="1202"/>
+        <w:gridCol w:w="8210"/>
       </w:tblGrid>
       <w:tr>
         <w:trPr>
@@ -2551,7 +2551,7 @@
         </w:trPr>
         <w:tc>
           <w:tcPr>
-            <w:tcW w:type="dxa" w:w="935"/>
+            <w:tcW w:type="dxa" w:w="1202"/>
             <w:tcBorders>
               <w:top w:val="single" w:sz="4" w:color="04242F"/>
               <w:left w:val="single" w:sz="4" w:color="04242F"/>
@@ -2577,7 +2577,7 @@
         </w:tc>
         <w:tc>
           <w:tcPr>
-            <w:tcW w:type="dxa" w:w="8476"/>
+            <w:tcW w:type="dxa" w:w="8209"/>
             <w:tcBorders>
               <w:top w:val="single" w:sz="4" w:color="04242F"/>
               <w:left w:val="single" w:sz="4" w:color="04242F"/>
@@ -2608,7 +2608,7 @@
         </w:trPr>
         <w:tc>
           <w:tcPr>
-            <w:tcW w:type="dxa" w:w="935"/>
+            <w:tcW w:type="dxa" w:w="1202"/>
             <w:tcBorders>
               <w:top w:val="single" w:sz="4" w:color="D5DDE1"/>
               <w:left w:val="single" w:sz="4" w:color="D5DDE1"/>
@@ -2625,13 +2625,13 @@
               <w:rPr>
                 <w:sz w:val="17"/>
               </w:rPr>
-              <w:t>80–100</w:t>
+              <w:t>80 to 100</w:t>
             </w:r>
           </w:p>
         </w:tc>
         <w:tc>
           <w:tcPr>
-            <w:tcW w:type="dxa" w:w="8476"/>
+            <w:tcW w:type="dxa" w:w="8209"/>
             <w:tcBorders>
               <w:top w:val="single" w:sz="4" w:color="D5DDE1"/>
               <w:left w:val="single" w:sz="4" w:color="D5DDE1"/>
@@ -2659,7 +2659,7 @@
         </w:trPr>
         <w:tc>
           <w:tcPr>
-            <w:tcW w:type="dxa" w:w="935"/>
+            <w:tcW w:type="dxa" w:w="1202"/>
             <w:tcBorders>
               <w:top w:val="single" w:sz="4" w:color="D5DDE1"/>
               <w:left w:val="single" w:sz="4" w:color="D5DDE1"/>
@@ -2677,13 +2677,13 @@
               <w:rPr>
                 <w:sz w:val="17"/>
               </w:rPr>
-              <w:t>60–79</w:t>
+              <w:t>60 to 79</w:t>
             </w:r>
           </w:p>
         </w:tc>
         <w:tc>
           <w:tcPr>
-            <w:tcW w:type="dxa" w:w="8476"/>
+            <w:tcW w:type="dxa" w:w="8209"/>
             <w:tcBorders>
               <w:top w:val="single" w:sz="4" w:color="D5DDE1"/>
               <w:left w:val="single" w:sz="4" w:color="D5DDE1"/>
@@ -2712,7 +2712,7 @@
         </w:trPr>
         <w:tc>
           <w:tcPr>
-            <w:tcW w:type="dxa" w:w="935"/>
+            <w:tcW w:type="dxa" w:w="1202"/>
             <w:tcBorders>
               <w:top w:val="single" w:sz="4" w:color="D5DDE1"/>
               <w:left w:val="single" w:sz="4" w:color="D5DDE1"/>
@@ -2729,13 +2729,13 @@
               <w:rPr>
                 <w:sz w:val="17"/>
               </w:rPr>
-              <w:t>40–59</w:t>
+              <w:t>40 to 59</w:t>
             </w:r>
           </w:p>
         </w:tc>
         <w:tc>
           <w:tcPr>
-            <w:tcW w:type="dxa" w:w="8476"/>
+            <w:tcW w:type="dxa" w:w="8209"/>
             <w:tcBorders>
               <w:top w:val="single" w:sz="4" w:color="D5DDE1"/>
               <w:left w:val="single" w:sz="4" w:color="D5DDE1"/>
@@ -2763,7 +2763,7 @@
         </w:trPr>
         <w:tc>
           <w:tcPr>
-            <w:tcW w:type="dxa" w:w="935"/>
+            <w:tcW w:type="dxa" w:w="1202"/>
             <w:tcBorders>
               <w:top w:val="single" w:sz="4" w:color="D5DDE1"/>
               <w:left w:val="single" w:sz="4" w:color="D5DDE1"/>
@@ -2786,7 +2786,7 @@
         </w:tc>
         <w:tc>
           <w:tcPr>
-            <w:tcW w:type="dxa" w:w="8476"/>
+            <w:tcW w:type="dxa" w:w="8209"/>
             <w:tcBorders>
               <w:top w:val="single" w:sz="4" w:color="D5DDE1"/>
               <w:left w:val="single" w:sz="4" w:color="D5DDE1"/>
@@ -2875,7 +2875,7 @@
         <w:pStyle w:val="ListBullet"/>
       </w:pPr>
       <w:r>
-        <w:t>Hazard ratio interpreted as a risk ratio; Kaplan–Meier tick marks read as deaths (Q1).</w:t>
+        <w:t>Hazard ratio interpreted as a risk ratio; Kaplan-Meier tick marks read as deaths (Q1).</w:t>
       </w:r>
     </w:p>
     <w:p>

--- a/en/files/assignments/Manuscript_Rubric.docx
+++ b/en/files/assignments/Manuscript_Rubric.docx
@@ -7,7 +7,7 @@
         <w:pStyle w:val="Title"/>
       </w:pPr>
       <w:r>
-        <w:t>Draft Manuscript: Marking Rubric (individual)</w:t>
+        <w:t>Manuscript (Results section): Marking Rubric (individual)</w:t>
       </w:r>
     </w:p>
     <w:p>
@@ -46,7 +46,7 @@
         <w:t>Total:</w:t>
       </w:r>
       <w:r>
-        <w:t xml:space="preserve"> 100 points: the manuscript itself 90 + peer review and response 10</w:t>
+        <w:t xml:space="preserve"> 100 points: the Results section 80 + peer review and response 20</w:t>
       </w:r>
     </w:p>
     <w:p>
@@ -79,7 +79,7 @@
         <w:t>Peer_Review_Instructions.pdf</w:t>
       </w:r>
       <w:r>
-        <w:t>, the results pack for the question the participant chose (Q1 to Q5) and the STROBE checklist</w:t>
+        <w:t xml:space="preserve"> and the results pack for the participant's question (Q1 to Q5)</w:t>
       </w:r>
     </w:p>
     <w:p>
@@ -97,31 +97,8 @@
           <w:b/>
         </w:rPr>
       </w:r>
-      <w:r/>
       <w:r>
-        <w:rPr>
-          <w:b/>
-        </w:rPr>
-      </w:r>
-      <w:r>
-        <w:t>The marks are formative. They help each participant improve their paper and show instructors which writing skills need more time. Mark the revised manuscript (submitted with the response letter 2 weeks after Session 8). If no revision arrives, mark the draft and give 0 for criterion 10.</w:t>
-      </w:r>
-    </w:p>
-    <w:p>
-      <w:pPr>
-        <w:pStyle w:val="KeyFindings"/>
-      </w:pPr>
-      <w:r>
-        <w:t xml:space="preserve">Mark </w:t>
-      </w:r>
-      <w:r>
-        <w:rPr>
-          <w:b/>
-        </w:rPr>
-        <w:t>the writing, not the analysis.</w:t>
-      </w:r>
-      <w:r>
-        <w:t xml:space="preserve"> The instructors did the analyses. We gave participants the results; the question is whether the participant reported and interpreted them correctly, clearly and honestly.</w:t>
+        <w:t>The marks are formative. Mark the revised Results section (due 30 January 2027). If no revision arrives, mark the draft and give 0 for criterion 9. Mark the writing, not the analysis: the instructors did the analyses.</w:t>
       </w:r>
     </w:p>
     <w:p>
@@ -149,7 +126,7 @@
         <w:tab/>
       </w:r>
       <w:r>
-        <w:t>Open the results pack for the participant's question next to the manuscript and check the main numbers against it.</w:t>
+        <w:t>Open the results pack next to the manuscript and check the numbers.</w:t>
       </w:r>
     </w:p>
     <w:p>
@@ -169,7 +146,7 @@
         <w:tab/>
       </w:r>
       <w:r>
-        <w:t>For each criterion, choose the level that best describes the work and give its points. If the work sits between two levels, choose the lower one and note what would lift it.</w:t>
+        <w:t>For each criterion, choose the level that fits best. Between two levels, choose the lower one.</w:t>
       </w:r>
     </w:p>
     <w:p>
@@ -189,27 +166,7 @@
         <w:tab/>
       </w:r>
       <w:r>
-        <w:t>Write one comment for each criterion that loses points: what to change and where (page/line).</w:t>
-      </w:r>
-    </w:p>
-    <w:p>
-      <w:pPr>
-        <w:tabs>
-          <w:tab w:pos="397" w:val="left"/>
-        </w:tabs>
-        <w:spacing w:after="60"/>
-        <w:ind w:left="397" w:hanging="397"/>
-      </w:pPr>
-      <w:r>
-        <w:rPr>
-          <w:b/>
-          <w:color w:val="055F56"/>
-        </w:rPr>
-        <w:t>4.</w:t>
-        <w:tab/>
-      </w:r>
-      <w:r>
-        <w:t>Add the points. Use the bands at the end only to guide the overall comment.</w:t>
+        <w:t>Write one comment for each criterion that loses points: what to change and where.</w:t>
       </w:r>
     </w:p>
     <w:p>
@@ -229,7 +186,7 @@
         <w:t>Excellent</w:t>
       </w:r>
       <w:r>
-        <w:t xml:space="preserve">: complete, correct, specific. </w:t>
+        <w:t xml:space="preserve">: complete and correct. </w:t>
       </w:r>
       <w:r>
         <w:rPr>
@@ -238,7 +195,7 @@
         <w:t>Good</w:t>
       </w:r>
       <w:r>
-        <w:t xml:space="preserve">: mostly complete and correct, minor gaps. </w:t>
+        <w:t xml:space="preserve">: minor gaps. </w:t>
       </w:r>
       <w:r>
         <w:rPr>
@@ -247,7 +204,7 @@
         <w:t>Needs work</w:t>
       </w:r>
       <w:r>
-        <w:t xml:space="preserve">: present but vague, incomplete or partly incorrect. </w:t>
+        <w:t xml:space="preserve">: vague, incomplete or partly wrong. </w:t>
       </w:r>
       <w:r>
         <w:rPr>
@@ -256,7 +213,7 @@
         <w:t>Missing</w:t>
       </w:r>
       <w:r>
-        <w:t>: absent or wholly incorrect.</w:t>
+        <w:t>: absent or wholly wrong.</w:t>
       </w:r>
     </w:p>
     <w:p>
@@ -264,15 +221,7 @@
         <w:pStyle w:val="Heading1"/>
       </w:pPr>
       <w:r>
-        <w:t>A. The manuscript (90 points)</w:t>
-      </w:r>
-    </w:p>
-    <w:p>
-      <w:pPr>
-        <w:pStyle w:val="Heading2"/>
-      </w:pPr>
-      <w:r>
-        <w:t>Front matter and Introduction</w:t>
+        <w:t>A. The Results section (80 points)</w:t>
       </w:r>
     </w:p>
     <w:tbl>
@@ -455,13 +404,13 @@
                 <w:b/>
                 <w:sz w:val="17"/>
               </w:rPr>
-              <w:t>1. Title and abstract</w:t>
+              <w:t>1. Working title</w:t>
             </w:r>
             <w:r>
               <w:rPr>
                 <w:sz w:val="17"/>
               </w:rPr>
-              <w:t xml:space="preserve"> (10)</w:t>
+              <w:t xml:space="preserve"> (5)</w:t>
             </w:r>
           </w:p>
         </w:tc>
@@ -484,7 +433,322 @@
               <w:rPr>
                 <w:sz w:val="17"/>
               </w:rPr>
-              <w:t xml:space="preserve">Title names population, exposure, outcome and design. Structured abstract of 250 words or fewer; Results give the main effect with 95% CI; conclusion matches the design. </w:t>
+              <w:t xml:space="preserve">Names population, exposure, outcome and design. "Associated", no "impact". </w:t>
+            </w:r>
+            <w:r>
+              <w:rPr>
+                <w:b/>
+                <w:sz w:val="17"/>
+              </w:rPr>
+              <w:t>5</w:t>
+            </w:r>
+          </w:p>
+        </w:tc>
+        <w:tc>
+          <w:tcPr>
+            <w:tcW w:type="dxa" w:w="1871"/>
+            <w:tcBorders>
+              <w:top w:val="single" w:sz="4" w:color="D5DDE1"/>
+              <w:left w:val="single" w:sz="4" w:color="D5DDE1"/>
+              <w:bottom w:val="single" w:sz="4" w:color="D5DDE1"/>
+              <w:right w:val="single" w:sz="4" w:color="D5DDE1"/>
+            </w:tcBorders>
+          </w:tcPr>
+          <w:p>
+            <w:pPr>
+              <w:keepNext/>
+              <w:spacing w:after="0"/>
+            </w:pPr>
+            <w:r>
+              <w:rPr>
+                <w:sz w:val="17"/>
+              </w:rPr>
+              <w:t xml:space="preserve">One element missing. </w:t>
+            </w:r>
+            <w:r>
+              <w:rPr>
+                <w:b/>
+                <w:sz w:val="17"/>
+              </w:rPr>
+              <w:t>3</w:t>
+            </w:r>
+          </w:p>
+        </w:tc>
+        <w:tc>
+          <w:tcPr>
+            <w:tcW w:type="dxa" w:w="1871"/>
+            <w:tcBorders>
+              <w:top w:val="single" w:sz="4" w:color="D5DDE1"/>
+              <w:left w:val="single" w:sz="4" w:color="D5DDE1"/>
+              <w:bottom w:val="single" w:sz="4" w:color="D5DDE1"/>
+              <w:right w:val="single" w:sz="4" w:color="D5DDE1"/>
+            </w:tcBorders>
+          </w:tcPr>
+          <w:p>
+            <w:pPr>
+              <w:keepNext/>
+              <w:spacing w:after="0"/>
+            </w:pPr>
+            <w:r>
+              <w:rPr>
+                <w:sz w:val="17"/>
+              </w:rPr>
+              <w:t xml:space="preserve">Vague or causal wording. </w:t>
+            </w:r>
+            <w:r>
+              <w:rPr>
+                <w:b/>
+                <w:sz w:val="17"/>
+              </w:rPr>
+              <w:t>1</w:t>
+            </w:r>
+          </w:p>
+        </w:tc>
+        <w:tc>
+          <w:tcPr>
+            <w:tcW w:type="dxa" w:w="1361"/>
+            <w:tcBorders>
+              <w:top w:val="single" w:sz="4" w:color="D5DDE1"/>
+              <w:left w:val="single" w:sz="4" w:color="D5DDE1"/>
+              <w:bottom w:val="single" w:sz="4" w:color="D5DDE1"/>
+              <w:right w:val="single" w:sz="4" w:color="D5DDE1"/>
+            </w:tcBorders>
+          </w:tcPr>
+          <w:p>
+            <w:pPr>
+              <w:keepNext/>
+              <w:spacing w:after="0"/>
+            </w:pPr>
+            <w:r>
+              <w:rPr>
+                <w:sz w:val="17"/>
+              </w:rPr>
+              <w:t xml:space="preserve">Absent. </w:t>
+            </w:r>
+            <w:r>
+              <w:rPr>
+                <w:b/>
+                <w:sz w:val="17"/>
+              </w:rPr>
+              <w:t>0</w:t>
+            </w:r>
+          </w:p>
+        </w:tc>
+      </w:tr>
+      <w:tr>
+        <w:trPr>
+          <w:cantSplit w:val="true"/>
+        </w:trPr>
+        <w:tc>
+          <w:tcPr>
+            <w:tcW w:type="dxa" w:w="1701"/>
+            <w:tcBorders>
+              <w:top w:val="single" w:sz="4" w:color="D5DDE1"/>
+              <w:left w:val="single" w:sz="4" w:color="D5DDE1"/>
+              <w:bottom w:val="single" w:sz="4" w:color="D5DDE1"/>
+              <w:right w:val="single" w:sz="4" w:color="D5DDE1"/>
+            </w:tcBorders>
+            <w:shd w:val="clear" w:color="auto" w:fill="F5F9FA"/>
+          </w:tcPr>
+          <w:p>
+            <w:pPr>
+              <w:keepNext/>
+              <w:spacing w:after="0"/>
+            </w:pPr>
+            <w:r>
+              <w:rPr>
+                <w:b/>
+                <w:sz w:val="17"/>
+              </w:rPr>
+              <w:t>2. Participants</w:t>
+            </w:r>
+            <w:r>
+              <w:rPr>
+                <w:sz w:val="17"/>
+              </w:rPr>
+              <w:t xml:space="preserve"> (10) (STROBE 13)</w:t>
+            </w:r>
+          </w:p>
+        </w:tc>
+        <w:tc>
+          <w:tcPr>
+            <w:tcW w:type="dxa" w:w="2608"/>
+            <w:tcBorders>
+              <w:top w:val="single" w:sz="4" w:color="D5DDE1"/>
+              <w:left w:val="single" w:sz="4" w:color="D5DDE1"/>
+              <w:bottom w:val="single" w:sz="4" w:color="D5DDE1"/>
+              <w:right w:val="single" w:sz="4" w:color="D5DDE1"/>
+            </w:tcBorders>
+            <w:shd w:val="clear" w:color="auto" w:fill="F5F9FA"/>
+          </w:tcPr>
+          <w:p>
+            <w:pPr>
+              <w:keepNext/>
+              <w:spacing w:after="0"/>
+            </w:pPr>
+            <w:r>
+              <w:rPr>
+                <w:sz w:val="17"/>
+              </w:rPr>
+              <w:t xml:space="preserve">Numbers enrolled, analysed and excluded at each step, with reasons. Survivors only for Q5. </w:t>
+            </w:r>
+            <w:r>
+              <w:rPr>
+                <w:b/>
+                <w:sz w:val="17"/>
+              </w:rPr>
+              <w:t>10</w:t>
+            </w:r>
+          </w:p>
+        </w:tc>
+        <w:tc>
+          <w:tcPr>
+            <w:tcW w:type="dxa" w:w="1871"/>
+            <w:tcBorders>
+              <w:top w:val="single" w:sz="4" w:color="D5DDE1"/>
+              <w:left w:val="single" w:sz="4" w:color="D5DDE1"/>
+              <w:bottom w:val="single" w:sz="4" w:color="D5DDE1"/>
+              <w:right w:val="single" w:sz="4" w:color="D5DDE1"/>
+            </w:tcBorders>
+            <w:shd w:val="clear" w:color="auto" w:fill="F5F9FA"/>
+          </w:tcPr>
+          <w:p>
+            <w:pPr>
+              <w:keepNext/>
+              <w:spacing w:after="0"/>
+            </w:pPr>
+            <w:r>
+              <w:rPr>
+                <w:sz w:val="17"/>
+              </w:rPr>
+              <w:t xml:space="preserve">One step or reason missing. </w:t>
+            </w:r>
+            <w:r>
+              <w:rPr>
+                <w:b/>
+                <w:sz w:val="17"/>
+              </w:rPr>
+              <w:t>7</w:t>
+            </w:r>
+          </w:p>
+        </w:tc>
+        <w:tc>
+          <w:tcPr>
+            <w:tcW w:type="dxa" w:w="1871"/>
+            <w:tcBorders>
+              <w:top w:val="single" w:sz="4" w:color="D5DDE1"/>
+              <w:left w:val="single" w:sz="4" w:color="D5DDE1"/>
+              <w:bottom w:val="single" w:sz="4" w:color="D5DDE1"/>
+              <w:right w:val="single" w:sz="4" w:color="D5DDE1"/>
+            </w:tcBorders>
+            <w:shd w:val="clear" w:color="auto" w:fill="F5F9FA"/>
+          </w:tcPr>
+          <w:p>
+            <w:pPr>
+              <w:keepNext/>
+              <w:spacing w:after="0"/>
+            </w:pPr>
+            <w:r>
+              <w:rPr>
+                <w:sz w:val="17"/>
+              </w:rPr>
+              <w:t xml:space="preserve">Only the total n. </w:t>
+            </w:r>
+            <w:r>
+              <w:rPr>
+                <w:b/>
+                <w:sz w:val="17"/>
+              </w:rPr>
+              <w:t>3</w:t>
+            </w:r>
+          </w:p>
+        </w:tc>
+        <w:tc>
+          <w:tcPr>
+            <w:tcW w:type="dxa" w:w="1361"/>
+            <w:tcBorders>
+              <w:top w:val="single" w:sz="4" w:color="D5DDE1"/>
+              <w:left w:val="single" w:sz="4" w:color="D5DDE1"/>
+              <w:bottom w:val="single" w:sz="4" w:color="D5DDE1"/>
+              <w:right w:val="single" w:sz="4" w:color="D5DDE1"/>
+            </w:tcBorders>
+            <w:shd w:val="clear" w:color="auto" w:fill="F5F9FA"/>
+          </w:tcPr>
+          <w:p>
+            <w:pPr>
+              <w:keepNext/>
+              <w:spacing w:after="0"/>
+            </w:pPr>
+            <w:r>
+              <w:rPr>
+                <w:sz w:val="17"/>
+              </w:rPr>
+              <w:t xml:space="preserve">Absent. </w:t>
+            </w:r>
+            <w:r>
+              <w:rPr>
+                <w:b/>
+                <w:sz w:val="17"/>
+              </w:rPr>
+              <w:t>0</w:t>
+            </w:r>
+          </w:p>
+        </w:tc>
+      </w:tr>
+      <w:tr>
+        <w:trPr>
+          <w:cantSplit w:val="true"/>
+        </w:trPr>
+        <w:tc>
+          <w:tcPr>
+            <w:tcW w:type="dxa" w:w="1701"/>
+            <w:tcBorders>
+              <w:top w:val="single" w:sz="4" w:color="D5DDE1"/>
+              <w:left w:val="single" w:sz="4" w:color="D5DDE1"/>
+              <w:bottom w:val="single" w:sz="4" w:color="D5DDE1"/>
+              <w:right w:val="single" w:sz="4" w:color="D5DDE1"/>
+            </w:tcBorders>
+          </w:tcPr>
+          <w:p>
+            <w:pPr>
+              <w:keepNext/>
+              <w:spacing w:after="0"/>
+            </w:pPr>
+            <w:r>
+              <w:rPr>
+                <w:b/>
+                <w:sz w:val="17"/>
+              </w:rPr>
+              <w:t>3. Descriptive data</w:t>
+            </w:r>
+            <w:r>
+              <w:rPr>
+                <w:sz w:val="17"/>
+              </w:rPr>
+              <w:t xml:space="preserve"> (10) (STROBE 14)</w:t>
+            </w:r>
+          </w:p>
+        </w:tc>
+        <w:tc>
+          <w:tcPr>
+            <w:tcW w:type="dxa" w:w="2608"/>
+            <w:tcBorders>
+              <w:top w:val="single" w:sz="4" w:color="D5DDE1"/>
+              <w:left w:val="single" w:sz="4" w:color="D5DDE1"/>
+              <w:bottom w:val="single" w:sz="4" w:color="D5DDE1"/>
+              <w:right w:val="single" w:sz="4" w:color="D5DDE1"/>
+            </w:tcBorders>
+          </w:tcPr>
+          <w:p>
+            <w:pPr>
+              <w:keepNext/>
+              <w:spacing w:after="0"/>
+            </w:pPr>
+            <w:r>
+              <w:rPr>
+                <w:sz w:val="17"/>
+              </w:rPr>
+              <w:t xml:space="preserve">One or two sentences on how the groups differed at baseline, with numbers. Missing data reported. </w:t>
             </w:r>
             <w:r>
               <w:rPr>
@@ -514,7 +778,7 @@
               <w:rPr>
                 <w:sz w:val="17"/>
               </w:rPr>
-              <w:t xml:space="preserve">Minor gaps (e.g. design not in the title, CI missing for one estimate). </w:t>
+              <w:t xml:space="preserve">Correct but missing data not mentioned. </w:t>
             </w:r>
             <w:r>
               <w:rPr>
@@ -544,7 +808,7 @@
               <w:rPr>
                 <w:sz w:val="17"/>
               </w:rPr>
-              <w:t xml:space="preserve">Abstract unstructured, over length, missing the main number, or conclusion stronger than the data. </w:t>
+              <w:t xml:space="preserve">Repeats Table 1 row by row, or uses p-values. </w:t>
             </w:r>
             <w:r>
               <w:rPr>
@@ -603,6 +867,7 @@
           </w:tcPr>
           <w:p>
             <w:pPr>
+              <w:keepNext/>
               <w:spacing w:after="0"/>
             </w:pPr>
             <w:r>
@@ -610,13 +875,13 @@
                 <w:b/>
                 <w:sz w:val="17"/>
               </w:rPr>
-              <w:t>2. Introduction</w:t>
+              <w:t>4. Main results</w:t>
             </w:r>
             <w:r>
               <w:rPr>
                 <w:sz w:val="17"/>
               </w:rPr>
-              <w:t xml:space="preserve"> (10)</w:t>
+              <w:t xml:space="preserve"> (20) (STROBE 15, 16)</w:t>
             </w:r>
           </w:p>
         </w:tc>
@@ -633,13 +898,360 @@
           </w:tcPr>
           <w:p>
             <w:pPr>
+              <w:keepNext/>
               <w:spacing w:after="0"/>
             </w:pPr>
             <w:r>
               <w:rPr>
                 <w:sz w:val="17"/>
               </w:rPr>
-              <w:t xml:space="preserve">Funnel in about 3 paragraphs: what is known (cited), the gap, a clear aim that matches the chosen question (Q1 to Q5). About 350 words. </w:t>
+              <w:t xml:space="preserve">Outcome numbers per group with denominators. Crude and adjusted estimates with 95% CI and the variables adjusted for. </w:t>
+            </w:r>
+            <w:r>
+              <w:rPr>
+                <w:b/>
+                <w:sz w:val="17"/>
+              </w:rPr>
+              <w:t>20</w:t>
+            </w:r>
+          </w:p>
+        </w:tc>
+        <w:tc>
+          <w:tcPr>
+            <w:tcW w:type="dxa" w:w="1871"/>
+            <w:tcBorders>
+              <w:top w:val="single" w:sz="4" w:color="D5DDE1"/>
+              <w:left w:val="single" w:sz="4" w:color="D5DDE1"/>
+              <w:bottom w:val="single" w:sz="4" w:color="D5DDE1"/>
+              <w:right w:val="single" w:sz="4" w:color="D5DDE1"/>
+            </w:tcBorders>
+            <w:shd w:val="clear" w:color="auto" w:fill="F5F9FA"/>
+          </w:tcPr>
+          <w:p>
+            <w:pPr>
+              <w:keepNext/>
+              <w:spacing w:after="0"/>
+            </w:pPr>
+            <w:r>
+              <w:rPr>
+                <w:sz w:val="17"/>
+              </w:rPr>
+              <w:t xml:space="preserve">One element missing (e.g. crude estimate). </w:t>
+            </w:r>
+            <w:r>
+              <w:rPr>
+                <w:b/>
+                <w:sz w:val="17"/>
+              </w:rPr>
+              <w:t>14</w:t>
+            </w:r>
+          </w:p>
+        </w:tc>
+        <w:tc>
+          <w:tcPr>
+            <w:tcW w:type="dxa" w:w="1871"/>
+            <w:tcBorders>
+              <w:top w:val="single" w:sz="4" w:color="D5DDE1"/>
+              <w:left w:val="single" w:sz="4" w:color="D5DDE1"/>
+              <w:bottom w:val="single" w:sz="4" w:color="D5DDE1"/>
+              <w:right w:val="single" w:sz="4" w:color="D5DDE1"/>
+            </w:tcBorders>
+            <w:shd w:val="clear" w:color="auto" w:fill="F5F9FA"/>
+          </w:tcPr>
+          <w:p>
+            <w:pPr>
+              <w:keepNext/>
+              <w:spacing w:after="0"/>
+            </w:pPr>
+            <w:r>
+              <w:rPr>
+                <w:sz w:val="17"/>
+              </w:rPr>
+              <w:t xml:space="preserve">p-values without effect sizes, or several numbers wrong. </w:t>
+            </w:r>
+            <w:r>
+              <w:rPr>
+                <w:b/>
+                <w:sz w:val="17"/>
+              </w:rPr>
+              <w:t>6</w:t>
+            </w:r>
+          </w:p>
+        </w:tc>
+        <w:tc>
+          <w:tcPr>
+            <w:tcW w:type="dxa" w:w="1361"/>
+            <w:tcBorders>
+              <w:top w:val="single" w:sz="4" w:color="D5DDE1"/>
+              <w:left w:val="single" w:sz="4" w:color="D5DDE1"/>
+              <w:bottom w:val="single" w:sz="4" w:color="D5DDE1"/>
+              <w:right w:val="single" w:sz="4" w:color="D5DDE1"/>
+            </w:tcBorders>
+            <w:shd w:val="clear" w:color="auto" w:fill="F5F9FA"/>
+          </w:tcPr>
+          <w:p>
+            <w:pPr>
+              <w:keepNext/>
+              <w:spacing w:after="0"/>
+            </w:pPr>
+            <w:r>
+              <w:rPr>
+                <w:sz w:val="17"/>
+              </w:rPr>
+              <w:t xml:space="preserve">Absent. </w:t>
+            </w:r>
+            <w:r>
+              <w:rPr>
+                <w:b/>
+                <w:sz w:val="17"/>
+              </w:rPr>
+              <w:t>0</w:t>
+            </w:r>
+          </w:p>
+        </w:tc>
+      </w:tr>
+      <w:tr>
+        <w:trPr>
+          <w:cantSplit w:val="true"/>
+        </w:trPr>
+        <w:tc>
+          <w:tcPr>
+            <w:tcW w:type="dxa" w:w="1701"/>
+            <w:tcBorders>
+              <w:top w:val="single" w:sz="4" w:color="D5DDE1"/>
+              <w:left w:val="single" w:sz="4" w:color="D5DDE1"/>
+              <w:bottom w:val="single" w:sz="4" w:color="D5DDE1"/>
+              <w:right w:val="single" w:sz="4" w:color="D5DDE1"/>
+            </w:tcBorders>
+          </w:tcPr>
+          <w:p>
+            <w:pPr>
+              <w:keepNext/>
+              <w:spacing w:after="0"/>
+            </w:pPr>
+            <w:r>
+              <w:rPr>
+                <w:b/>
+                <w:sz w:val="17"/>
+              </w:rPr>
+              <w:t>5. Other analyses</w:t>
+            </w:r>
+            <w:r>
+              <w:rPr>
+                <w:sz w:val="17"/>
+              </w:rPr>
+              <w:t xml:space="preserve"> (10) (STROBE 17)</w:t>
+            </w:r>
+          </w:p>
+        </w:tc>
+        <w:tc>
+          <w:tcPr>
+            <w:tcW w:type="dxa" w:w="2608"/>
+            <w:tcBorders>
+              <w:top w:val="single" w:sz="4" w:color="D5DDE1"/>
+              <w:left w:val="single" w:sz="4" w:color="D5DDE1"/>
+              <w:bottom w:val="single" w:sz="4" w:color="D5DDE1"/>
+              <w:right w:val="single" w:sz="4" w:color="D5DDE1"/>
+            </w:tcBorders>
+          </w:tcPr>
+          <w:p>
+            <w:pPr>
+              <w:keepNext/>
+              <w:spacing w:after="0"/>
+            </w:pPr>
+            <w:r>
+              <w:rPr>
+                <w:sz w:val="17"/>
+              </w:rPr>
+              <w:t xml:space="preserve">The sensitivity, imputation or subgroup results in the pack, reported correctly (Q4: both complete-case and imputed). </w:t>
+            </w:r>
+            <w:r>
+              <w:rPr>
+                <w:b/>
+                <w:sz w:val="17"/>
+              </w:rPr>
+              <w:t>10</w:t>
+            </w:r>
+          </w:p>
+        </w:tc>
+        <w:tc>
+          <w:tcPr>
+            <w:tcW w:type="dxa" w:w="1871"/>
+            <w:tcBorders>
+              <w:top w:val="single" w:sz="4" w:color="D5DDE1"/>
+              <w:left w:val="single" w:sz="4" w:color="D5DDE1"/>
+              <w:bottom w:val="single" w:sz="4" w:color="D5DDE1"/>
+              <w:right w:val="single" w:sz="4" w:color="D5DDE1"/>
+            </w:tcBorders>
+          </w:tcPr>
+          <w:p>
+            <w:pPr>
+              <w:keepNext/>
+              <w:spacing w:after="0"/>
+            </w:pPr>
+            <w:r>
+              <w:rPr>
+                <w:sz w:val="17"/>
+              </w:rPr>
+              <w:t xml:space="preserve">Reported with one error. </w:t>
+            </w:r>
+            <w:r>
+              <w:rPr>
+                <w:b/>
+                <w:sz w:val="17"/>
+              </w:rPr>
+              <w:t>7</w:t>
+            </w:r>
+          </w:p>
+        </w:tc>
+        <w:tc>
+          <w:tcPr>
+            <w:tcW w:type="dxa" w:w="1871"/>
+            <w:tcBorders>
+              <w:top w:val="single" w:sz="4" w:color="D5DDE1"/>
+              <w:left w:val="single" w:sz="4" w:color="D5DDE1"/>
+              <w:bottom w:val="single" w:sz="4" w:color="D5DDE1"/>
+              <w:right w:val="single" w:sz="4" w:color="D5DDE1"/>
+            </w:tcBorders>
+          </w:tcPr>
+          <w:p>
+            <w:pPr>
+              <w:keepNext/>
+              <w:spacing w:after="0"/>
+            </w:pPr>
+            <w:r>
+              <w:rPr>
+                <w:sz w:val="17"/>
+              </w:rPr>
+              <w:t xml:space="preserve">Mentioned without numbers. </w:t>
+            </w:r>
+            <w:r>
+              <w:rPr>
+                <w:b/>
+                <w:sz w:val="17"/>
+              </w:rPr>
+              <w:t>3</w:t>
+            </w:r>
+          </w:p>
+        </w:tc>
+        <w:tc>
+          <w:tcPr>
+            <w:tcW w:type="dxa" w:w="1361"/>
+            <w:tcBorders>
+              <w:top w:val="single" w:sz="4" w:color="D5DDE1"/>
+              <w:left w:val="single" w:sz="4" w:color="D5DDE1"/>
+              <w:bottom w:val="single" w:sz="4" w:color="D5DDE1"/>
+              <w:right w:val="single" w:sz="4" w:color="D5DDE1"/>
+            </w:tcBorders>
+          </w:tcPr>
+          <w:p>
+            <w:pPr>
+              <w:keepNext/>
+              <w:spacing w:after="0"/>
+            </w:pPr>
+            <w:r>
+              <w:rPr>
+                <w:sz w:val="17"/>
+              </w:rPr>
+              <w:t xml:space="preserve">Absent. </w:t>
+            </w:r>
+            <w:r>
+              <w:rPr>
+                <w:b/>
+                <w:sz w:val="17"/>
+              </w:rPr>
+              <w:t>0</w:t>
+            </w:r>
+          </w:p>
+        </w:tc>
+      </w:tr>
+      <w:tr>
+        <w:trPr>
+          <w:cantSplit w:val="true"/>
+        </w:trPr>
+        <w:tc>
+          <w:tcPr>
+            <w:tcW w:type="dxa" w:w="1701"/>
+            <w:tcBorders>
+              <w:top w:val="single" w:sz="4" w:color="D5DDE1"/>
+              <w:left w:val="single" w:sz="4" w:color="D5DDE1"/>
+              <w:bottom w:val="single" w:sz="4" w:color="D5DDE1"/>
+              <w:right w:val="single" w:sz="4" w:color="D5DDE1"/>
+            </w:tcBorders>
+            <w:shd w:val="clear" w:color="auto" w:fill="F5F9FA"/>
+          </w:tcPr>
+          <w:p>
+            <w:pPr>
+              <w:keepNext/>
+              <w:spacing w:after="0"/>
+            </w:pPr>
+            <w:r>
+              <w:rPr>
+                <w:b/>
+                <w:sz w:val="17"/>
+              </w:rPr>
+              <w:t>6. Tables and figure</w:t>
+            </w:r>
+            <w:r>
+              <w:rPr>
+                <w:sz w:val="17"/>
+              </w:rPr>
+              <w:t xml:space="preserve"> (15)</w:t>
+            </w:r>
+          </w:p>
+        </w:tc>
+        <w:tc>
+          <w:tcPr>
+            <w:tcW w:type="dxa" w:w="2608"/>
+            <w:tcBorders>
+              <w:top w:val="single" w:sz="4" w:color="D5DDE1"/>
+              <w:left w:val="single" w:sz="4" w:color="D5DDE1"/>
+              <w:bottom w:val="single" w:sz="4" w:color="D5DDE1"/>
+              <w:right w:val="single" w:sz="4" w:color="D5DDE1"/>
+            </w:tcBorders>
+            <w:shd w:val="clear" w:color="auto" w:fill="F5F9FA"/>
+          </w:tcPr>
+          <w:p>
+            <w:pPr>
+              <w:keepNext/>
+              <w:spacing w:after="0"/>
+            </w:pPr>
+            <w:r>
+              <w:rPr>
+                <w:sz w:val="17"/>
+              </w:rPr>
+              <w:t xml:space="preserve">Table 1 and one main table or figure that stand alone: title, units, n per column, abbreviations, sensible decimals. The figure suits the data. </w:t>
+            </w:r>
+            <w:r>
+              <w:rPr>
+                <w:b/>
+                <w:sz w:val="17"/>
+              </w:rPr>
+              <w:t>15</w:t>
+            </w:r>
+          </w:p>
+        </w:tc>
+        <w:tc>
+          <w:tcPr>
+            <w:tcW w:type="dxa" w:w="1871"/>
+            <w:tcBorders>
+              <w:top w:val="single" w:sz="4" w:color="D5DDE1"/>
+              <w:left w:val="single" w:sz="4" w:color="D5DDE1"/>
+              <w:bottom w:val="single" w:sz="4" w:color="D5DDE1"/>
+              <w:right w:val="single" w:sz="4" w:color="D5DDE1"/>
+            </w:tcBorders>
+            <w:shd w:val="clear" w:color="auto" w:fill="F5F9FA"/>
+          </w:tcPr>
+          <w:p>
+            <w:pPr>
+              <w:keepNext/>
+              <w:spacing w:after="0"/>
+            </w:pPr>
+            <w:r>
+              <w:rPr>
+                <w:sz w:val="17"/>
+              </w:rPr>
+              <w:t xml:space="preserve">Minor formatting gaps. </w:t>
             </w:r>
             <w:r>
               <w:rPr>
@@ -663,13 +1275,140 @@
           </w:tcPr>
           <w:p>
             <w:pPr>
+              <w:keepNext/>
               <w:spacing w:after="0"/>
             </w:pPr>
             <w:r>
               <w:rPr>
                 <w:sz w:val="17"/>
               </w:rPr>
-              <w:t xml:space="preserve">Clear but long, or the gap is only implied. </w:t>
+              <w:t xml:space="preserve">Cannot be read without the text, or wrong figure type. </w:t>
+            </w:r>
+            <w:r>
+              <w:rPr>
+                <w:b/>
+                <w:sz w:val="17"/>
+              </w:rPr>
+              <w:t>5</w:t>
+            </w:r>
+          </w:p>
+        </w:tc>
+        <w:tc>
+          <w:tcPr>
+            <w:tcW w:type="dxa" w:w="1361"/>
+            <w:tcBorders>
+              <w:top w:val="single" w:sz="4" w:color="D5DDE1"/>
+              <w:left w:val="single" w:sz="4" w:color="D5DDE1"/>
+              <w:bottom w:val="single" w:sz="4" w:color="D5DDE1"/>
+              <w:right w:val="single" w:sz="4" w:color="D5DDE1"/>
+            </w:tcBorders>
+            <w:shd w:val="clear" w:color="auto" w:fill="F5F9FA"/>
+          </w:tcPr>
+          <w:p>
+            <w:pPr>
+              <w:keepNext/>
+              <w:spacing w:after="0"/>
+            </w:pPr>
+            <w:r>
+              <w:rPr>
+                <w:sz w:val="17"/>
+              </w:rPr>
+              <w:t xml:space="preserve">None. </w:t>
+            </w:r>
+            <w:r>
+              <w:rPr>
+                <w:b/>
+                <w:sz w:val="17"/>
+              </w:rPr>
+              <w:t>0</w:t>
+            </w:r>
+          </w:p>
+        </w:tc>
+      </w:tr>
+      <w:tr>
+        <w:trPr>
+          <w:cantSplit w:val="true"/>
+        </w:trPr>
+        <w:tc>
+          <w:tcPr>
+            <w:tcW w:type="dxa" w:w="1701"/>
+            <w:tcBorders>
+              <w:top w:val="single" w:sz="4" w:color="D5DDE1"/>
+              <w:left w:val="single" w:sz="4" w:color="D5DDE1"/>
+              <w:bottom w:val="single" w:sz="4" w:color="D5DDE1"/>
+              <w:right w:val="single" w:sz="4" w:color="D5DDE1"/>
+            </w:tcBorders>
+            <w:shd w:val="clear" w:color="auto" w:fill="EAF2F5"/>
+          </w:tcPr>
+          <w:p>
+            <w:pPr>
+              <w:spacing w:after="0"/>
+            </w:pPr>
+            <w:r>
+              <w:rPr>
+                <w:b/>
+                <w:sz w:val="17"/>
+              </w:rPr>
+              <w:t>7. Reporting quality</w:t>
+            </w:r>
+            <w:r>
+              <w:rPr>
+                <w:sz w:val="17"/>
+              </w:rPr>
+              <w:t xml:space="preserve"> (10)</w:t>
+            </w:r>
+          </w:p>
+        </w:tc>
+        <w:tc>
+          <w:tcPr>
+            <w:tcW w:type="dxa" w:w="2608"/>
+            <w:tcBorders>
+              <w:top w:val="single" w:sz="4" w:color="D5DDE1"/>
+              <w:left w:val="single" w:sz="4" w:color="D5DDE1"/>
+              <w:bottom w:val="single" w:sz="4" w:color="D5DDE1"/>
+              <w:right w:val="single" w:sz="4" w:color="D5DDE1"/>
+            </w:tcBorders>
+            <w:shd w:val="clear" w:color="auto" w:fill="EAF2F5"/>
+          </w:tcPr>
+          <w:p>
+            <w:pPr>
+              <w:spacing w:after="0"/>
+            </w:pPr>
+            <w:r>
+              <w:rPr>
+                <w:sz w:val="17"/>
+              </w:rPr>
+              <w:t xml:space="preserve">No interpretation. Calibrated words. Numbers in text and tables agree with the pack. Template used. Simulated-data and AI-use statements present. </w:t>
+            </w:r>
+            <w:r>
+              <w:rPr>
+                <w:b/>
+                <w:sz w:val="17"/>
+              </w:rPr>
+              <w:t>10</w:t>
+            </w:r>
+          </w:p>
+        </w:tc>
+        <w:tc>
+          <w:tcPr>
+            <w:tcW w:type="dxa" w:w="1871"/>
+            <w:tcBorders>
+              <w:top w:val="single" w:sz="4" w:color="D5DDE1"/>
+              <w:left w:val="single" w:sz="4" w:color="D5DDE1"/>
+              <w:bottom w:val="single" w:sz="4" w:color="D5DDE1"/>
+              <w:right w:val="single" w:sz="4" w:color="D5DDE1"/>
+            </w:tcBorders>
+            <w:shd w:val="clear" w:color="auto" w:fill="EAF2F5"/>
+          </w:tcPr>
+          <w:p>
+            <w:pPr>
+              <w:spacing w:after="0"/>
+            </w:pPr>
+            <w:r>
+              <w:rPr>
+                <w:sz w:val="17"/>
+              </w:rPr>
+              <w:t xml:space="preserve">One lapse. </w:t>
             </w:r>
             <w:r>
               <w:rPr>
@@ -689,7 +1428,7 @@
               <w:bottom w:val="single" w:sz="4" w:color="D5DDE1"/>
               <w:right w:val="single" w:sz="4" w:color="D5DDE1"/>
             </w:tcBorders>
-            <w:shd w:val="clear" w:color="auto" w:fill="F5F9FA"/>
+            <w:shd w:val="clear" w:color="auto" w:fill="EAF2F5"/>
           </w:tcPr>
           <w:p>
             <w:pPr>
@@ -699,7 +1438,7 @@
               <w:rPr>
                 <w:sz w:val="17"/>
               </w:rPr>
-              <w:t xml:space="preserve">Mostly general background; aim missing or different from the analysis. </w:t>
+              <w:t xml:space="preserve">Interpretation or causal words in the Results, or a statement missing. </w:t>
             </w:r>
             <w:r>
               <w:rPr>
@@ -719,7 +1458,7 @@
               <w:bottom w:val="single" w:sz="4" w:color="D5DDE1"/>
               <w:right w:val="single" w:sz="4" w:color="D5DDE1"/>
             </w:tcBorders>
-            <w:shd w:val="clear" w:color="auto" w:fill="F5F9FA"/>
+            <w:shd w:val="clear" w:color="auto" w:fill="EAF2F5"/>
           </w:tcPr>
           <w:p>
             <w:pPr>
@@ -729,7 +1468,7 @@
               <w:rPr>
                 <w:sz w:val="17"/>
               </w:rPr>
-              <w:t xml:space="preserve">Absent. </w:t>
+              <w:t xml:space="preserve">Not applicable. </w:t>
             </w:r>
             <w:r>
               <w:rPr>
@@ -748,11 +1487,22 @@
       </w:pPr>
     </w:p>
     <w:p>
+      <w:r>
+        <w:rPr>
+          <w:b/>
+        </w:rPr>
+        <w:t>Results subtotal:</w:t>
+      </w:r>
+      <w:r>
+        <w:t xml:space="preserve"> ______ / 80</w:t>
+      </w:r>
+    </w:p>
+    <w:p>
       <w:pPr>
-        <w:pStyle w:val="Heading2"/>
+        <w:pStyle w:val="Heading1"/>
       </w:pPr>
       <w:r>
-        <w:t>Methods and Results</w:t>
+        <w:t>B. Peer review and response (20 points)</w:t>
       </w:r>
     </w:p>
     <w:tbl>
@@ -935,13 +1685,13 @@
                 <w:b/>
                 <w:sz w:val="17"/>
               </w:rPr>
-              <w:t>3. Methods</w:t>
+              <w:t>8. Review given</w:t>
             </w:r>
             <w:r>
               <w:rPr>
                 <w:sz w:val="17"/>
               </w:rPr>
-              <w:t xml:space="preserve"> (15)</w:t>
+              <w:t xml:space="preserve"> (10)</w:t>
             </w:r>
           </w:p>
         </w:tc>
@@ -964,37 +1714,7 @@
               <w:rPr>
                 <w:sz w:val="17"/>
               </w:rPr>
-              <w:t xml:space="preserve">Design, setting, participants (eligibility), variables with definitions (exposure, outcome, confounders), data sources and cleaning, bias, study size, statistical methods (crude and adjusted models, missing data, software), the simulated-data statement. Enough detail to repeat. </w:t>
-            </w:r>
-            <w:r>
-              <w:rPr>
-                <w:b/>
-                <w:sz w:val="17"/>
-              </w:rPr>
-              <w:t>15</w:t>
-            </w:r>
-          </w:p>
-        </w:tc>
-        <w:tc>
-          <w:tcPr>
-            <w:tcW w:type="dxa" w:w="1871"/>
-            <w:tcBorders>
-              <w:top w:val="single" w:sz="4" w:color="D5DDE1"/>
-              <w:left w:val="single" w:sz="4" w:color="D5DDE1"/>
-              <w:bottom w:val="single" w:sz="4" w:color="D5DDE1"/>
-              <w:right w:val="single" w:sz="4" w:color="D5DDE1"/>
-            </w:tcBorders>
-          </w:tcPr>
-          <w:p>
-            <w:pPr>
-              <w:keepNext/>
-              <w:spacing w:after="0"/>
-            </w:pPr>
-            <w:r>
-              <w:rPr>
-                <w:sz w:val="17"/>
-              </w:rPr>
-              <w:t xml:space="preserve">One or two STROBE items thin (e.g. confounders not justified). </w:t>
+              <w:t xml:space="preserve">Specific and constructive, uses the checklist, checks the numbers against the pack, page or line for each comment. </w:t>
             </w:r>
             <w:r>
               <w:rPr>
@@ -1024,14 +1744,44 @@
               <w:rPr>
                 <w:sz w:val="17"/>
               </w:rPr>
-              <w:t xml:space="preserve">Vague ("data were analysed statistically"); methods do not match the results pack. </w:t>
+              <w:t xml:space="preserve">Good but some comments vague. </w:t>
             </w:r>
             <w:r>
               <w:rPr>
                 <w:b/>
                 <w:sz w:val="17"/>
               </w:rPr>
-              <w:t>5</w:t>
+              <w:t>7</w:t>
+            </w:r>
+          </w:p>
+        </w:tc>
+        <w:tc>
+          <w:tcPr>
+            <w:tcW w:type="dxa" w:w="1871"/>
+            <w:tcBorders>
+              <w:top w:val="single" w:sz="4" w:color="D5DDE1"/>
+              <w:left w:val="single" w:sz="4" w:color="D5DDE1"/>
+              <w:bottom w:val="single" w:sz="4" w:color="D5DDE1"/>
+              <w:right w:val="single" w:sz="4" w:color="D5DDE1"/>
+            </w:tcBorders>
+          </w:tcPr>
+          <w:p>
+            <w:pPr>
+              <w:keepNext/>
+              <w:spacing w:after="0"/>
+            </w:pPr>
+            <w:r>
+              <w:rPr>
+                <w:sz w:val="17"/>
+              </w:rPr>
+              <w:t xml:space="preserve">Generic or rude. </w:t>
+            </w:r>
+            <w:r>
+              <w:rPr>
+                <w:b/>
+                <w:sz w:val="17"/>
+              </w:rPr>
+              <w:t>3</w:t>
             </w:r>
           </w:p>
         </w:tc>
@@ -1054,7 +1804,7 @@
               <w:rPr>
                 <w:sz w:val="17"/>
               </w:rPr>
-              <w:t xml:space="preserve">Absent. </w:t>
+              <w:t xml:space="preserve">No review. </w:t>
             </w:r>
             <w:r>
               <w:rPr>
@@ -1083,7 +1833,6 @@
           </w:tcPr>
           <w:p>
             <w:pPr>
-              <w:keepNext/>
               <w:spacing w:after="0"/>
             </w:pPr>
             <w:r>
@@ -1091,13 +1840,13 @@
                 <w:b/>
                 <w:sz w:val="17"/>
               </w:rPr>
-              <w:t>4. Results</w:t>
+              <w:t>9. Response and revision</w:t>
             </w:r>
             <w:r>
               <w:rPr>
                 <w:sz w:val="17"/>
               </w:rPr>
-              <w:t xml:space="preserve"> (15)</w:t>
+              <w:t xml:space="preserve"> (10)</w:t>
             </w:r>
           </w:p>
         </w:tc>
@@ -1114,45 +1863,13 @@
           </w:tcPr>
           <w:p>
             <w:pPr>
-              <w:keepNext/>
               <w:spacing w:after="0"/>
             </w:pPr>
             <w:r>
               <w:rPr>
                 <w:sz w:val="17"/>
               </w:rPr>
-              <w:t xml:space="preserve">Participants first (flow, n analysed); descriptive data; main result as effect size with 95% CI (crude and adjusted); secondary or sensitivity results; numbers with denominators; no interpretation; numbers agree with the results pack. </w:t>
-            </w:r>
-            <w:r>
-              <w:rPr>
-                <w:b/>
-                <w:sz w:val="17"/>
-              </w:rPr>
-              <w:t>15</w:t>
-            </w:r>
-          </w:p>
-        </w:tc>
-        <w:tc>
-          <w:tcPr>
-            <w:tcW w:type="dxa" w:w="1871"/>
-            <w:tcBorders>
-              <w:top w:val="single" w:sz="4" w:color="D5DDE1"/>
-              <w:left w:val="single" w:sz="4" w:color="D5DDE1"/>
-              <w:bottom w:val="single" w:sz="4" w:color="D5DDE1"/>
-              <w:right w:val="single" w:sz="4" w:color="D5DDE1"/>
-            </w:tcBorders>
-            <w:shd w:val="clear" w:color="auto" w:fill="F5F9FA"/>
-          </w:tcPr>
-          <w:p>
-            <w:pPr>
-              <w:keepNext/>
-              <w:spacing w:after="0"/>
-            </w:pPr>
-            <w:r>
-              <w:rPr>
-                <w:sz w:val="17"/>
-              </w:rPr>
-              <w:t xml:space="preserve">Correct but with minor omissions (e.g. crude estimate missing) or one inconsistency. </w:t>
+              <w:t xml:space="preserve">Every comment answered point by point (comment, reply, change and where). Disagreements explained. The changes are in the revised text. </w:t>
             </w:r>
             <w:r>
               <w:rPr>
@@ -1176,137 +1893,13 @@
           </w:tcPr>
           <w:p>
             <w:pPr>
-              <w:keepNext/>
               <w:spacing w:after="0"/>
             </w:pPr>
             <w:r>
               <w:rPr>
                 <w:sz w:val="17"/>
               </w:rPr>
-              <w:t xml:space="preserve">p-values without effect sizes; interpretation in Results; several numbers disagree with the pack. </w:t>
-            </w:r>
-            <w:r>
-              <w:rPr>
-                <w:b/>
-                <w:sz w:val="17"/>
-              </w:rPr>
-              <w:t>5</w:t>
-            </w:r>
-          </w:p>
-        </w:tc>
-        <w:tc>
-          <w:tcPr>
-            <w:tcW w:type="dxa" w:w="1361"/>
-            <w:tcBorders>
-              <w:top w:val="single" w:sz="4" w:color="D5DDE1"/>
-              <w:left w:val="single" w:sz="4" w:color="D5DDE1"/>
-              <w:bottom w:val="single" w:sz="4" w:color="D5DDE1"/>
-              <w:right w:val="single" w:sz="4" w:color="D5DDE1"/>
-            </w:tcBorders>
-            <w:shd w:val="clear" w:color="auto" w:fill="F5F9FA"/>
-          </w:tcPr>
-          <w:p>
-            <w:pPr>
-              <w:keepNext/>
-              <w:spacing w:after="0"/>
-            </w:pPr>
-            <w:r>
-              <w:rPr>
-                <w:sz w:val="17"/>
-              </w:rPr>
-              <w:t xml:space="preserve">Absent. </w:t>
-            </w:r>
-            <w:r>
-              <w:rPr>
-                <w:b/>
-                <w:sz w:val="17"/>
-              </w:rPr>
-              <w:t>0</w:t>
-            </w:r>
-          </w:p>
-        </w:tc>
-      </w:tr>
-      <w:tr>
-        <w:trPr>
-          <w:cantSplit w:val="true"/>
-        </w:trPr>
-        <w:tc>
-          <w:tcPr>
-            <w:tcW w:type="dxa" w:w="1701"/>
-            <w:tcBorders>
-              <w:top w:val="single" w:sz="4" w:color="D5DDE1"/>
-              <w:left w:val="single" w:sz="4" w:color="D5DDE1"/>
-              <w:bottom w:val="single" w:sz="4" w:color="D5DDE1"/>
-              <w:right w:val="single" w:sz="4" w:color="D5DDE1"/>
-            </w:tcBorders>
-          </w:tcPr>
-          <w:p>
-            <w:pPr>
-              <w:spacing w:after="0"/>
-            </w:pPr>
-            <w:r>
-              <w:rPr>
-                <w:b/>
-                <w:sz w:val="17"/>
-              </w:rPr>
-              <w:t>5. Tables and figures</w:t>
-            </w:r>
-            <w:r>
-              <w:rPr>
-                <w:sz w:val="17"/>
-              </w:rPr>
-              <w:t xml:space="preserve"> (10)</w:t>
-            </w:r>
-          </w:p>
-        </w:tc>
-        <w:tc>
-          <w:tcPr>
-            <w:tcW w:type="dxa" w:w="2608"/>
-            <w:tcBorders>
-              <w:top w:val="single" w:sz="4" w:color="D5DDE1"/>
-              <w:left w:val="single" w:sz="4" w:color="D5DDE1"/>
-              <w:bottom w:val="single" w:sz="4" w:color="D5DDE1"/>
-              <w:right w:val="single" w:sz="4" w:color="D5DDE1"/>
-            </w:tcBorders>
-          </w:tcPr>
-          <w:p>
-            <w:pPr>
-              <w:spacing w:after="0"/>
-            </w:pPr>
-            <w:r>
-              <w:rPr>
-                <w:sz w:val="17"/>
-              </w:rPr>
-              <w:t xml:space="preserve">Table 1 plus one or two tables or figures that stand alone: informative title, units, n per column, abbreviations explained, sensible decimals; the figure type suits the data (e.g. Kaplan-Meier, box plot, forest plot). </w:t>
-            </w:r>
-            <w:r>
-              <w:rPr>
-                <w:b/>
-                <w:sz w:val="17"/>
-              </w:rPr>
-              <w:t>10</w:t>
-            </w:r>
-          </w:p>
-        </w:tc>
-        <w:tc>
-          <w:tcPr>
-            <w:tcW w:type="dxa" w:w="1871"/>
-            <w:tcBorders>
-              <w:top w:val="single" w:sz="4" w:color="D5DDE1"/>
-              <w:left w:val="single" w:sz="4" w:color="D5DDE1"/>
-              <w:bottom w:val="single" w:sz="4" w:color="D5DDE1"/>
-              <w:right w:val="single" w:sz="4" w:color="D5DDE1"/>
-            </w:tcBorders>
-          </w:tcPr>
-          <w:p>
-            <w:pPr>
-              <w:spacing w:after="0"/>
-            </w:pPr>
-            <w:r>
-              <w:rPr>
-                <w:sz w:val="17"/>
-              </w:rPr>
-              <w:t xml:space="preserve">Clear, with minor formatting gaps. </w:t>
+              <w:t xml:space="preserve">One comment unanswered or "done" without detail. </w:t>
             </w:r>
             <w:r>
               <w:rPr>
@@ -1326,6 +1919,7 @@
               <w:bottom w:val="single" w:sz="4" w:color="D5DDE1"/>
               <w:right w:val="single" w:sz="4" w:color="D5DDE1"/>
             </w:tcBorders>
+            <w:shd w:val="clear" w:color="auto" w:fill="F5F9FA"/>
           </w:tcPr>
           <w:p>
             <w:pPr>
@@ -1335,7 +1929,7 @@
               <w:rPr>
                 <w:sz w:val="17"/>
               </w:rPr>
-              <w:t xml:space="preserve">Cannot be read without the text; wrong figure type (e.g. dynamite plot for skewed data); duplicated text. </w:t>
+              <w:t xml:space="preserve">Defensive, or changes claimed but not made. </w:t>
             </w:r>
             <w:r>
               <w:rPr>
@@ -1355,6 +1949,7 @@
               <w:bottom w:val="single" w:sz="4" w:color="D5DDE1"/>
               <w:right w:val="single" w:sz="4" w:color="D5DDE1"/>
             </w:tcBorders>
+            <w:shd w:val="clear" w:color="auto" w:fill="F5F9FA"/>
           </w:tcPr>
           <w:p>
             <w:pPr>
@@ -1364,1133 +1959,7 @@
               <w:rPr>
                 <w:sz w:val="17"/>
               </w:rPr>
-              <w:t xml:space="preserve">None. </w:t>
-            </w:r>
-            <w:r>
-              <w:rPr>
-                <w:b/>
-                <w:sz w:val="17"/>
-              </w:rPr>
-              <w:t>0</w:t>
-            </w:r>
-          </w:p>
-        </w:tc>
-      </w:tr>
-    </w:tbl>
-    <w:p>
-      <w:pPr>
-        <w:spacing w:after="80"/>
-      </w:pPr>
-    </w:p>
-    <w:p>
-      <w:pPr>
-        <w:pStyle w:val="Heading2"/>
-      </w:pPr>
-      <w:r>
-        <w:t>Discussion and reporting quality</w:t>
-      </w:r>
-    </w:p>
-    <w:tbl>
-      <w:tblPr>
-        <w:tblW w:type="auto" w:w="0"/>
-        <w:jc w:val="center"/>
-        <w:tblLayout w:type="fixed"/>
-        <w:tblCellMar>
-          <w:top w:w="80" w:type="dxa"/>
-          <w:left w:w="110" w:type="dxa"/>
-          <w:bottom w:w="80" w:type="dxa"/>
-          <w:right w:w="110" w:type="dxa"/>
-        </w:tblCellMar>
-        <w:tblLook w:firstColumn="1" w:firstRow="1" w:lastColumn="0" w:lastRow="0" w:noHBand="0" w:noVBand="1" w:val="04A0"/>
-      </w:tblPr>
-      <w:tblGrid>
-        <w:gridCol w:w="1701"/>
-        <w:gridCol w:w="2608"/>
-        <w:gridCol w:w="1871"/>
-        <w:gridCol w:w="1871"/>
-        <w:gridCol w:w="1360"/>
-      </w:tblGrid>
-      <w:tr>
-        <w:trPr>
-          <w:cantSplit w:val="true"/>
-          <w:tblHeader w:val="true"/>
-        </w:trPr>
-        <w:tc>
-          <w:tcPr>
-            <w:tcW w:type="dxa" w:w="1701"/>
-            <w:tcBorders>
-              <w:top w:val="single" w:sz="4" w:color="04242F"/>
-              <w:left w:val="single" w:sz="4" w:color="04242F"/>
-              <w:bottom w:val="single" w:sz="4" w:color="04242F"/>
-              <w:right w:val="single" w:sz="4" w:color="04242F"/>
-            </w:tcBorders>
-            <w:shd w:val="clear" w:color="auto" w:fill="04242F"/>
-          </w:tcPr>
-          <w:p>
-            <w:pPr>
-              <w:keepNext/>
-              <w:spacing w:after="0"/>
-            </w:pPr>
-            <w:r>
-              <w:rPr>
-                <w:b/>
-                <w:color w:val="FFFFFF"/>
-                <w:sz w:val="18"/>
-              </w:rPr>
-              <w:t>Criterion</w:t>
-            </w:r>
-          </w:p>
-        </w:tc>
-        <w:tc>
-          <w:tcPr>
-            <w:tcW w:type="dxa" w:w="2608"/>
-            <w:tcBorders>
-              <w:top w:val="single" w:sz="4" w:color="04242F"/>
-              <w:left w:val="single" w:sz="4" w:color="04242F"/>
-              <w:bottom w:val="single" w:sz="4" w:color="04242F"/>
-              <w:right w:val="single" w:sz="4" w:color="04242F"/>
-            </w:tcBorders>
-            <w:shd w:val="clear" w:color="auto" w:fill="04242F"/>
-          </w:tcPr>
-          <w:p>
-            <w:pPr>
-              <w:keepNext/>
-              <w:spacing w:after="0"/>
-            </w:pPr>
-            <w:r>
-              <w:rPr>
-                <w:b/>
-                <w:color w:val="FFFFFF"/>
-                <w:sz w:val="18"/>
-              </w:rPr>
-              <w:t>Excellent</w:t>
-            </w:r>
-          </w:p>
-        </w:tc>
-        <w:tc>
-          <w:tcPr>
-            <w:tcW w:type="dxa" w:w="1871"/>
-            <w:tcBorders>
-              <w:top w:val="single" w:sz="4" w:color="04242F"/>
-              <w:left w:val="single" w:sz="4" w:color="04242F"/>
-              <w:bottom w:val="single" w:sz="4" w:color="04242F"/>
-              <w:right w:val="single" w:sz="4" w:color="04242F"/>
-            </w:tcBorders>
-            <w:shd w:val="clear" w:color="auto" w:fill="04242F"/>
-          </w:tcPr>
-          <w:p>
-            <w:pPr>
-              <w:keepNext/>
-              <w:spacing w:after="0"/>
-            </w:pPr>
-            <w:r>
-              <w:rPr>
-                <w:b/>
-                <w:color w:val="FFFFFF"/>
-                <w:sz w:val="18"/>
-              </w:rPr>
-              <w:t>Good</w:t>
-            </w:r>
-          </w:p>
-        </w:tc>
-        <w:tc>
-          <w:tcPr>
-            <w:tcW w:type="dxa" w:w="1871"/>
-            <w:tcBorders>
-              <w:top w:val="single" w:sz="4" w:color="04242F"/>
-              <w:left w:val="single" w:sz="4" w:color="04242F"/>
-              <w:bottom w:val="single" w:sz="4" w:color="04242F"/>
-              <w:right w:val="single" w:sz="4" w:color="04242F"/>
-            </w:tcBorders>
-            <w:shd w:val="clear" w:color="auto" w:fill="04242F"/>
-          </w:tcPr>
-          <w:p>
-            <w:pPr>
-              <w:keepNext/>
-              <w:spacing w:after="0"/>
-            </w:pPr>
-            <w:r>
-              <w:rPr>
-                <w:b/>
-                <w:color w:val="FFFFFF"/>
-                <w:sz w:val="18"/>
-              </w:rPr>
-              <w:t>Needs work</w:t>
-            </w:r>
-          </w:p>
-        </w:tc>
-        <w:tc>
-          <w:tcPr>
-            <w:tcW w:type="dxa" w:w="1361"/>
-            <w:tcBorders>
-              <w:top w:val="single" w:sz="4" w:color="04242F"/>
-              <w:left w:val="single" w:sz="4" w:color="04242F"/>
-              <w:bottom w:val="single" w:sz="4" w:color="04242F"/>
-              <w:right w:val="single" w:sz="4" w:color="04242F"/>
-            </w:tcBorders>
-            <w:shd w:val="clear" w:color="auto" w:fill="04242F"/>
-          </w:tcPr>
-          <w:p>
-            <w:pPr>
-              <w:keepNext/>
-              <w:spacing w:after="0"/>
-            </w:pPr>
-            <w:r>
-              <w:rPr>
-                <w:b/>
-                <w:color w:val="FFFFFF"/>
-                <w:sz w:val="18"/>
-              </w:rPr>
-              <w:t>Missing</w:t>
-            </w:r>
-          </w:p>
-        </w:tc>
-      </w:tr>
-      <w:tr>
-        <w:trPr>
-          <w:cantSplit w:val="true"/>
-        </w:trPr>
-        <w:tc>
-          <w:tcPr>
-            <w:tcW w:type="dxa" w:w="1701"/>
-            <w:tcBorders>
-              <w:top w:val="single" w:sz="4" w:color="D5DDE1"/>
-              <w:left w:val="single" w:sz="4" w:color="D5DDE1"/>
-              <w:bottom w:val="single" w:sz="4" w:color="D5DDE1"/>
-              <w:right w:val="single" w:sz="4" w:color="D5DDE1"/>
-            </w:tcBorders>
-          </w:tcPr>
-          <w:p>
-            <w:pPr>
-              <w:keepNext/>
-              <w:spacing w:after="0"/>
-            </w:pPr>
-            <w:r>
-              <w:rPr>
-                <w:b/>
-                <w:sz w:val="17"/>
-              </w:rPr>
-              <w:t>6. Discussion</w:t>
-            </w:r>
-            <w:r>
-              <w:rPr>
-                <w:sz w:val="17"/>
-              </w:rPr>
-              <w:t xml:space="preserve"> (15)</w:t>
-            </w:r>
-          </w:p>
-        </w:tc>
-        <w:tc>
-          <w:tcPr>
-            <w:tcW w:type="dxa" w:w="2608"/>
-            <w:tcBorders>
-              <w:top w:val="single" w:sz="4" w:color="D5DDE1"/>
-              <w:left w:val="single" w:sz="4" w:color="D5DDE1"/>
-              <w:bottom w:val="single" w:sz="4" w:color="D5DDE1"/>
-              <w:right w:val="single" w:sz="4" w:color="D5DDE1"/>
-            </w:tcBorders>
-          </w:tcPr>
-          <w:p>
-            <w:pPr>
-              <w:keepNext/>
-              <w:spacing w:after="0"/>
-            </w:pPr>
-            <w:r>
-              <w:rPr>
-                <w:sz w:val="17"/>
-              </w:rPr>
-              <w:t xml:space="preserve">Six moves, in order: main finding in one or two sentences; comparison with other studies (incl. Paper 2); possible explanations; strengths and limitations (confounding, missing data, simulated single dataset, generalisability); implications for practice and research; conclusion. </w:t>
-            </w:r>
-            <w:r>
-              <w:rPr>
-                <w:b/>
-                <w:sz w:val="17"/>
-              </w:rPr>
-              <w:t>15</w:t>
-            </w:r>
-          </w:p>
-        </w:tc>
-        <w:tc>
-          <w:tcPr>
-            <w:tcW w:type="dxa" w:w="1871"/>
-            <w:tcBorders>
-              <w:top w:val="single" w:sz="4" w:color="D5DDE1"/>
-              <w:left w:val="single" w:sz="4" w:color="D5DDE1"/>
-              <w:bottom w:val="single" w:sz="4" w:color="D5DDE1"/>
-              <w:right w:val="single" w:sz="4" w:color="D5DDE1"/>
-            </w:tcBorders>
-          </w:tcPr>
-          <w:p>
-            <w:pPr>
-              <w:keepNext/>
-              <w:spacing w:after="0"/>
-            </w:pPr>
-            <w:r>
-              <w:rPr>
-                <w:sz w:val="17"/>
-              </w:rPr>
-              <w:t xml:space="preserve">Most moves present; limitations brief. </w:t>
-            </w:r>
-            <w:r>
-              <w:rPr>
-                <w:b/>
-                <w:sz w:val="17"/>
-              </w:rPr>
-              <w:t>10</w:t>
-            </w:r>
-          </w:p>
-        </w:tc>
-        <w:tc>
-          <w:tcPr>
-            <w:tcW w:type="dxa" w:w="1871"/>
-            <w:tcBorders>
-              <w:top w:val="single" w:sz="4" w:color="D5DDE1"/>
-              <w:left w:val="single" w:sz="4" w:color="D5DDE1"/>
-              <w:bottom w:val="single" w:sz="4" w:color="D5DDE1"/>
-              <w:right w:val="single" w:sz="4" w:color="D5DDE1"/>
-            </w:tcBorders>
-          </w:tcPr>
-          <w:p>
-            <w:pPr>
-              <w:keepNext/>
-              <w:spacing w:after="0"/>
-            </w:pPr>
-            <w:r>
-              <w:rPr>
-                <w:sz w:val="17"/>
-              </w:rPr>
-              <w:t xml:space="preserve">Repeats the Results; no comparison; limitations missing or token. </w:t>
-            </w:r>
-            <w:r>
-              <w:rPr>
-                <w:b/>
-                <w:sz w:val="17"/>
-              </w:rPr>
-              <w:t>5</w:t>
-            </w:r>
-          </w:p>
-        </w:tc>
-        <w:tc>
-          <w:tcPr>
-            <w:tcW w:type="dxa" w:w="1361"/>
-            <w:tcBorders>
-              <w:top w:val="single" w:sz="4" w:color="D5DDE1"/>
-              <w:left w:val="single" w:sz="4" w:color="D5DDE1"/>
-              <w:bottom w:val="single" w:sz="4" w:color="D5DDE1"/>
-              <w:right w:val="single" w:sz="4" w:color="D5DDE1"/>
-            </w:tcBorders>
-          </w:tcPr>
-          <w:p>
-            <w:pPr>
-              <w:keepNext/>
-              <w:spacing w:after="0"/>
-            </w:pPr>
-            <w:r>
-              <w:rPr>
-                <w:sz w:val="17"/>
-              </w:rPr>
-              <w:t xml:space="preserve">Absent. </w:t>
-            </w:r>
-            <w:r>
-              <w:rPr>
-                <w:b/>
-                <w:sz w:val="17"/>
-              </w:rPr>
-              <w:t>0</w:t>
-            </w:r>
-          </w:p>
-        </w:tc>
-      </w:tr>
-      <w:tr>
-        <w:trPr>
-          <w:cantSplit w:val="true"/>
-        </w:trPr>
-        <w:tc>
-          <w:tcPr>
-            <w:tcW w:type="dxa" w:w="1701"/>
-            <w:tcBorders>
-              <w:top w:val="single" w:sz="4" w:color="D5DDE1"/>
-              <w:left w:val="single" w:sz="4" w:color="D5DDE1"/>
-              <w:bottom w:val="single" w:sz="4" w:color="D5DDE1"/>
-              <w:right w:val="single" w:sz="4" w:color="D5DDE1"/>
-            </w:tcBorders>
-            <w:shd w:val="clear" w:color="auto" w:fill="F5F9FA"/>
-          </w:tcPr>
-          <w:p>
-            <w:pPr>
-              <w:keepNext/>
-              <w:spacing w:after="0"/>
-            </w:pPr>
-            <w:r>
-              <w:rPr>
-                <w:b/>
-                <w:sz w:val="17"/>
-              </w:rPr>
-              <w:t>7. Calibrated language</w:t>
-            </w:r>
-            <w:r>
-              <w:rPr>
-                <w:sz w:val="17"/>
-              </w:rPr>
-              <w:t xml:space="preserve"> (5)</w:t>
-            </w:r>
-          </w:p>
-        </w:tc>
-        <w:tc>
-          <w:tcPr>
-            <w:tcW w:type="dxa" w:w="2608"/>
-            <w:tcBorders>
-              <w:top w:val="single" w:sz="4" w:color="D5DDE1"/>
-              <w:left w:val="single" w:sz="4" w:color="D5DDE1"/>
-              <w:bottom w:val="single" w:sz="4" w:color="D5DDE1"/>
-              <w:right w:val="single" w:sz="4" w:color="D5DDE1"/>
-            </w:tcBorders>
-            <w:shd w:val="clear" w:color="auto" w:fill="F5F9FA"/>
-          </w:tcPr>
-          <w:p>
-            <w:pPr>
-              <w:keepNext/>
-              <w:spacing w:after="0"/>
-            </w:pPr>
-            <w:r>
-              <w:rPr>
-                <w:sz w:val="17"/>
-              </w:rPr>
-              <w:t xml:space="preserve">"Associated with" throughout; uncertainty acknowledged; no "trend" for non-significant results; conclusion no stronger than the design allows. </w:t>
-            </w:r>
-            <w:r>
-              <w:rPr>
-                <w:b/>
-                <w:sz w:val="17"/>
-              </w:rPr>
-              <w:t>5</w:t>
-            </w:r>
-          </w:p>
-        </w:tc>
-        <w:tc>
-          <w:tcPr>
-            <w:tcW w:type="dxa" w:w="1871"/>
-            <w:tcBorders>
-              <w:top w:val="single" w:sz="4" w:color="D5DDE1"/>
-              <w:left w:val="single" w:sz="4" w:color="D5DDE1"/>
-              <w:bottom w:val="single" w:sz="4" w:color="D5DDE1"/>
-              <w:right w:val="single" w:sz="4" w:color="D5DDE1"/>
-            </w:tcBorders>
-            <w:shd w:val="clear" w:color="auto" w:fill="F5F9FA"/>
-          </w:tcPr>
-          <w:p>
-            <w:pPr>
-              <w:keepNext/>
-              <w:spacing w:after="0"/>
-            </w:pPr>
-            <w:r>
-              <w:rPr>
-                <w:sz w:val="17"/>
-              </w:rPr>
-              <w:t xml:space="preserve">One overstatement. </w:t>
-            </w:r>
-            <w:r>
-              <w:rPr>
-                <w:b/>
-                <w:sz w:val="17"/>
-              </w:rPr>
-              <w:t>3</w:t>
-            </w:r>
-          </w:p>
-        </w:tc>
-        <w:tc>
-          <w:tcPr>
-            <w:tcW w:type="dxa" w:w="1871"/>
-            <w:tcBorders>
-              <w:top w:val="single" w:sz="4" w:color="D5DDE1"/>
-              <w:left w:val="single" w:sz="4" w:color="D5DDE1"/>
-              <w:bottom w:val="single" w:sz="4" w:color="D5DDE1"/>
-              <w:right w:val="single" w:sz="4" w:color="D5DDE1"/>
-            </w:tcBorders>
-            <w:shd w:val="clear" w:color="auto" w:fill="F5F9FA"/>
-          </w:tcPr>
-          <w:p>
-            <w:pPr>
-              <w:keepNext/>
-              <w:spacing w:after="0"/>
-            </w:pPr>
-            <w:r>
-              <w:rPr>
-                <w:sz w:val="17"/>
-              </w:rPr>
-              <w:t xml:space="preserve">Causal claims ("fluid causes death") or spin. </w:t>
-            </w:r>
-            <w:r>
-              <w:rPr>
-                <w:b/>
-                <w:sz w:val="17"/>
-              </w:rPr>
-              <w:t>1</w:t>
-            </w:r>
-          </w:p>
-        </w:tc>
-        <w:tc>
-          <w:tcPr>
-            <w:tcW w:type="dxa" w:w="1361"/>
-            <w:tcBorders>
-              <w:top w:val="single" w:sz="4" w:color="D5DDE1"/>
-              <w:left w:val="single" w:sz="4" w:color="D5DDE1"/>
-              <w:bottom w:val="single" w:sz="4" w:color="D5DDE1"/>
-              <w:right w:val="single" w:sz="4" w:color="D5DDE1"/>
-            </w:tcBorders>
-            <w:shd w:val="clear" w:color="auto" w:fill="F5F9FA"/>
-          </w:tcPr>
-          <w:p>
-            <w:pPr>
-              <w:keepNext/>
-              <w:spacing w:after="0"/>
-            </w:pPr>
-            <w:r>
-              <w:rPr>
-                <w:sz w:val="17"/>
-              </w:rPr>
-              <w:t xml:space="preserve">Not applicable. </w:t>
-            </w:r>
-            <w:r>
-              <w:rPr>
-                <w:b/>
-                <w:sz w:val="17"/>
-              </w:rPr>
-              <w:t>0</w:t>
-            </w:r>
-          </w:p>
-        </w:tc>
-      </w:tr>
-      <w:tr>
-        <w:trPr>
-          <w:cantSplit w:val="true"/>
-        </w:trPr>
-        <w:tc>
-          <w:tcPr>
-            <w:tcW w:type="dxa" w:w="1701"/>
-            <w:tcBorders>
-              <w:top w:val="single" w:sz="4" w:color="D5DDE1"/>
-              <w:left w:val="single" w:sz="4" w:color="D5DDE1"/>
-              <w:bottom w:val="single" w:sz="4" w:color="D5DDE1"/>
-              <w:right w:val="single" w:sz="4" w:color="D5DDE1"/>
-            </w:tcBorders>
-          </w:tcPr>
-          <w:p>
-            <w:pPr>
-              <w:keepNext/>
-              <w:spacing w:after="0"/>
-            </w:pPr>
-            <w:r>
-              <w:rPr>
-                <w:b/>
-                <w:sz w:val="17"/>
-              </w:rPr>
-              <w:t>8. STROBE adherence</w:t>
-            </w:r>
-            <w:r>
-              <w:rPr>
-                <w:sz w:val="17"/>
-              </w:rPr>
-              <w:t xml:space="preserve"> (5)</w:t>
-            </w:r>
-          </w:p>
-        </w:tc>
-        <w:tc>
-          <w:tcPr>
-            <w:tcW w:type="dxa" w:w="2608"/>
-            <w:tcBorders>
-              <w:top w:val="single" w:sz="4" w:color="D5DDE1"/>
-              <w:left w:val="single" w:sz="4" w:color="D5DDE1"/>
-              <w:bottom w:val="single" w:sz="4" w:color="D5DDE1"/>
-              <w:right w:val="single" w:sz="4" w:color="D5DDE1"/>
-            </w:tcBorders>
-          </w:tcPr>
-          <w:p>
-            <w:pPr>
-              <w:keepNext/>
-              <w:spacing w:after="0"/>
-            </w:pPr>
-            <w:r>
-              <w:rPr>
-                <w:sz w:val="17"/>
-              </w:rPr>
-              <w:t xml:space="preserve">Checklist completed with page numbers; items not applicable are justified; the manuscript actually contains what the checklist claims. </w:t>
-            </w:r>
-            <w:r>
-              <w:rPr>
-                <w:b/>
-                <w:sz w:val="17"/>
-              </w:rPr>
-              <w:t>5</w:t>
-            </w:r>
-          </w:p>
-        </w:tc>
-        <w:tc>
-          <w:tcPr>
-            <w:tcW w:type="dxa" w:w="1871"/>
-            <w:tcBorders>
-              <w:top w:val="single" w:sz="4" w:color="D5DDE1"/>
-              <w:left w:val="single" w:sz="4" w:color="D5DDE1"/>
-              <w:bottom w:val="single" w:sz="4" w:color="D5DDE1"/>
-              <w:right w:val="single" w:sz="4" w:color="D5DDE1"/>
-            </w:tcBorders>
-          </w:tcPr>
-          <w:p>
-            <w:pPr>
-              <w:keepNext/>
-              <w:spacing w:after="0"/>
-            </w:pPr>
-            <w:r>
-              <w:rPr>
-                <w:sz w:val="17"/>
-              </w:rPr>
-              <w:t xml:space="preserve">Completed; a few items claimed but thin. </w:t>
-            </w:r>
-            <w:r>
-              <w:rPr>
-                <w:b/>
-                <w:sz w:val="17"/>
-              </w:rPr>
-              <w:t>3</w:t>
-            </w:r>
-          </w:p>
-        </w:tc>
-        <w:tc>
-          <w:tcPr>
-            <w:tcW w:type="dxa" w:w="1871"/>
-            <w:tcBorders>
-              <w:top w:val="single" w:sz="4" w:color="D5DDE1"/>
-              <w:left w:val="single" w:sz="4" w:color="D5DDE1"/>
-              <w:bottom w:val="single" w:sz="4" w:color="D5DDE1"/>
-              <w:right w:val="single" w:sz="4" w:color="D5DDE1"/>
-            </w:tcBorders>
-          </w:tcPr>
-          <w:p>
-            <w:pPr>
-              <w:keepNext/>
-              <w:spacing w:after="0"/>
-            </w:pPr>
-            <w:r>
-              <w:rPr>
-                <w:sz w:val="17"/>
-              </w:rPr>
-              <w:t xml:space="preserve">Incomplete or not matching the text. </w:t>
-            </w:r>
-            <w:r>
-              <w:rPr>
-                <w:b/>
-                <w:sz w:val="17"/>
-              </w:rPr>
-              <w:t>1</w:t>
-            </w:r>
-          </w:p>
-        </w:tc>
-        <w:tc>
-          <w:tcPr>
-            <w:tcW w:type="dxa" w:w="1361"/>
-            <w:tcBorders>
-              <w:top w:val="single" w:sz="4" w:color="D5DDE1"/>
-              <w:left w:val="single" w:sz="4" w:color="D5DDE1"/>
-              <w:bottom w:val="single" w:sz="4" w:color="D5DDE1"/>
-              <w:right w:val="single" w:sz="4" w:color="D5DDE1"/>
-            </w:tcBorders>
-          </w:tcPr>
-          <w:p>
-            <w:pPr>
-              <w:keepNext/>
-              <w:spacing w:after="0"/>
-            </w:pPr>
-            <w:r>
-              <w:rPr>
-                <w:sz w:val="17"/>
-              </w:rPr>
-              <w:t xml:space="preserve">Not submitted. </w:t>
-            </w:r>
-            <w:r>
-              <w:rPr>
-                <w:b/>
-                <w:sz w:val="17"/>
-              </w:rPr>
-              <w:t>0</w:t>
-            </w:r>
-          </w:p>
-        </w:tc>
-      </w:tr>
-      <w:tr>
-        <w:trPr>
-          <w:cantSplit w:val="true"/>
-        </w:trPr>
-        <w:tc>
-          <w:tcPr>
-            <w:tcW w:type="dxa" w:w="1701"/>
-            <w:tcBorders>
-              <w:top w:val="single" w:sz="4" w:color="D5DDE1"/>
-              <w:left w:val="single" w:sz="4" w:color="D5DDE1"/>
-              <w:bottom w:val="single" w:sz="4" w:color="D5DDE1"/>
-              <w:right w:val="single" w:sz="4" w:color="D5DDE1"/>
-            </w:tcBorders>
-            <w:shd w:val="clear" w:color="auto" w:fill="EAF2F5"/>
-          </w:tcPr>
-          <w:p>
-            <w:pPr>
-              <w:spacing w:after="0"/>
-            </w:pPr>
-            <w:r>
-              <w:rPr>
-                <w:b/>
-                <w:sz w:val="17"/>
-              </w:rPr>
-              <w:t>9. References, length and presentation</w:t>
-            </w:r>
-            <w:r>
-              <w:rPr>
-                <w:sz w:val="17"/>
-              </w:rPr>
-              <w:t xml:space="preserve"> (5)</w:t>
-            </w:r>
-          </w:p>
-        </w:tc>
-        <w:tc>
-          <w:tcPr>
-            <w:tcW w:type="dxa" w:w="2608"/>
-            <w:tcBorders>
-              <w:top w:val="single" w:sz="4" w:color="D5DDE1"/>
-              <w:left w:val="single" w:sz="4" w:color="D5DDE1"/>
-              <w:bottom w:val="single" w:sz="4" w:color="D5DDE1"/>
-              <w:right w:val="single" w:sz="4" w:color="D5DDE1"/>
-            </w:tcBorders>
-            <w:shd w:val="clear" w:color="auto" w:fill="EAF2F5"/>
-          </w:tcPr>
-          <w:p>
-            <w:pPr>
-              <w:spacing w:after="0"/>
-            </w:pPr>
-            <w:r>
-              <w:rPr>
-                <w:sz w:val="17"/>
-              </w:rPr>
-              <w:t xml:space="preserve">10 to 20 relevant references in consistent Vancouver style; main text about 2,000 words (plus or minus 10%); template used; CRediT statement, acknowledgement of the course and AI-use statement present. </w:t>
-            </w:r>
-            <w:r>
-              <w:rPr>
-                <w:b/>
-                <w:sz w:val="17"/>
-              </w:rPr>
-              <w:t>5</w:t>
-            </w:r>
-          </w:p>
-        </w:tc>
-        <w:tc>
-          <w:tcPr>
-            <w:tcW w:type="dxa" w:w="1871"/>
-            <w:tcBorders>
-              <w:top w:val="single" w:sz="4" w:color="D5DDE1"/>
-              <w:left w:val="single" w:sz="4" w:color="D5DDE1"/>
-              <w:bottom w:val="single" w:sz="4" w:color="D5DDE1"/>
-              <w:right w:val="single" w:sz="4" w:color="D5DDE1"/>
-            </w:tcBorders>
-            <w:shd w:val="clear" w:color="auto" w:fill="EAF2F5"/>
-          </w:tcPr>
-          <w:p>
-            <w:pPr>
-              <w:spacing w:after="0"/>
-            </w:pPr>
-            <w:r>
-              <w:rPr>
-                <w:sz w:val="17"/>
-              </w:rPr>
-              <w:t xml:space="preserve">Minor problems (a few formatting errors, slightly over length). </w:t>
-            </w:r>
-            <w:r>
-              <w:rPr>
-                <w:b/>
-                <w:sz w:val="17"/>
-              </w:rPr>
-              <w:t>3</w:t>
-            </w:r>
-          </w:p>
-        </w:tc>
-        <w:tc>
-          <w:tcPr>
-            <w:tcW w:type="dxa" w:w="1871"/>
-            <w:tcBorders>
-              <w:top w:val="single" w:sz="4" w:color="D5DDE1"/>
-              <w:left w:val="single" w:sz="4" w:color="D5DDE1"/>
-              <w:bottom w:val="single" w:sz="4" w:color="D5DDE1"/>
-              <w:right w:val="single" w:sz="4" w:color="D5DDE1"/>
-            </w:tcBorders>
-            <w:shd w:val="clear" w:color="auto" w:fill="EAF2F5"/>
-          </w:tcPr>
-          <w:p>
-            <w:pPr>
-              <w:spacing w:after="0"/>
-            </w:pPr>
-            <w:r>
-              <w:rPr>
-                <w:sz w:val="17"/>
-              </w:rPr>
-              <w:t xml:space="preserve">Inconsistent or unverifiable references; far over or under length; required statements missing. </w:t>
-            </w:r>
-            <w:r>
-              <w:rPr>
-                <w:b/>
-                <w:sz w:val="17"/>
-              </w:rPr>
-              <w:t>1</w:t>
-            </w:r>
-          </w:p>
-        </w:tc>
-        <w:tc>
-          <w:tcPr>
-            <w:tcW w:type="dxa" w:w="1361"/>
-            <w:tcBorders>
-              <w:top w:val="single" w:sz="4" w:color="D5DDE1"/>
-              <w:left w:val="single" w:sz="4" w:color="D5DDE1"/>
-              <w:bottom w:val="single" w:sz="4" w:color="D5DDE1"/>
-              <w:right w:val="single" w:sz="4" w:color="D5DDE1"/>
-            </w:tcBorders>
-            <w:shd w:val="clear" w:color="auto" w:fill="EAF2F5"/>
-          </w:tcPr>
-          <w:p>
-            <w:pPr>
-              <w:spacing w:after="0"/>
-            </w:pPr>
-            <w:r>
-              <w:rPr>
-                <w:sz w:val="17"/>
-              </w:rPr>
-              <w:t xml:space="preserve">Not applicable. </w:t>
-            </w:r>
-            <w:r>
-              <w:rPr>
-                <w:b/>
-                <w:sz w:val="17"/>
-              </w:rPr>
-              <w:t>0</w:t>
-            </w:r>
-          </w:p>
-        </w:tc>
-      </w:tr>
-    </w:tbl>
-    <w:p>
-      <w:pPr>
-        <w:spacing w:after="80"/>
-      </w:pPr>
-    </w:p>
-    <w:p>
-      <w:r>
-        <w:rPr>
-          <w:b/>
-        </w:rPr>
-        <w:t>Manuscript subtotal:</w:t>
-      </w:r>
-      <w:r>
-        <w:t xml:space="preserve"> ______ / 90</w:t>
-      </w:r>
-    </w:p>
-    <w:p>
-      <w:pPr>
-        <w:pStyle w:val="Heading1"/>
-      </w:pPr>
-      <w:r>
-        <w:t>B. Peer review and response to reviewers (10 points)</w:t>
-      </w:r>
-    </w:p>
-    <w:tbl>
-      <w:tblPr>
-        <w:tblW w:type="auto" w:w="0"/>
-        <w:jc w:val="center"/>
-        <w:tblLayout w:type="fixed"/>
-        <w:tblCellMar>
-          <w:top w:w="80" w:type="dxa"/>
-          <w:left w:w="110" w:type="dxa"/>
-          <w:bottom w:w="80" w:type="dxa"/>
-          <w:right w:w="110" w:type="dxa"/>
-        </w:tblCellMar>
-        <w:tblLook w:firstColumn="1" w:firstRow="1" w:lastColumn="0" w:lastRow="0" w:noHBand="0" w:noVBand="1" w:val="04A0"/>
-      </w:tblPr>
-      <w:tblGrid>
-        <w:gridCol w:w="1701"/>
-        <w:gridCol w:w="2608"/>
-        <w:gridCol w:w="1871"/>
-        <w:gridCol w:w="1871"/>
-        <w:gridCol w:w="1360"/>
-      </w:tblGrid>
-      <w:tr>
-        <w:trPr>
-          <w:cantSplit w:val="true"/>
-          <w:tblHeader w:val="true"/>
-        </w:trPr>
-        <w:tc>
-          <w:tcPr>
-            <w:tcW w:type="dxa" w:w="1701"/>
-            <w:tcBorders>
-              <w:top w:val="single" w:sz="4" w:color="04242F"/>
-              <w:left w:val="single" w:sz="4" w:color="04242F"/>
-              <w:bottom w:val="single" w:sz="4" w:color="04242F"/>
-              <w:right w:val="single" w:sz="4" w:color="04242F"/>
-            </w:tcBorders>
-            <w:shd w:val="clear" w:color="auto" w:fill="04242F"/>
-          </w:tcPr>
-          <w:p>
-            <w:pPr>
-              <w:keepNext/>
-              <w:spacing w:after="0"/>
-            </w:pPr>
-            <w:r>
-              <w:rPr>
-                <w:b/>
-                <w:color w:val="FFFFFF"/>
-                <w:sz w:val="18"/>
-              </w:rPr>
-              <w:t>Criterion</w:t>
-            </w:r>
-          </w:p>
-        </w:tc>
-        <w:tc>
-          <w:tcPr>
-            <w:tcW w:type="dxa" w:w="2608"/>
-            <w:tcBorders>
-              <w:top w:val="single" w:sz="4" w:color="04242F"/>
-              <w:left w:val="single" w:sz="4" w:color="04242F"/>
-              <w:bottom w:val="single" w:sz="4" w:color="04242F"/>
-              <w:right w:val="single" w:sz="4" w:color="04242F"/>
-            </w:tcBorders>
-            <w:shd w:val="clear" w:color="auto" w:fill="04242F"/>
-          </w:tcPr>
-          <w:p>
-            <w:pPr>
-              <w:keepNext/>
-              <w:spacing w:after="0"/>
-            </w:pPr>
-            <w:r>
-              <w:rPr>
-                <w:b/>
-                <w:color w:val="FFFFFF"/>
-                <w:sz w:val="18"/>
-              </w:rPr>
-              <w:t>Excellent</w:t>
-            </w:r>
-          </w:p>
-        </w:tc>
-        <w:tc>
-          <w:tcPr>
-            <w:tcW w:type="dxa" w:w="1871"/>
-            <w:tcBorders>
-              <w:top w:val="single" w:sz="4" w:color="04242F"/>
-              <w:left w:val="single" w:sz="4" w:color="04242F"/>
-              <w:bottom w:val="single" w:sz="4" w:color="04242F"/>
-              <w:right w:val="single" w:sz="4" w:color="04242F"/>
-            </w:tcBorders>
-            <w:shd w:val="clear" w:color="auto" w:fill="04242F"/>
-          </w:tcPr>
-          <w:p>
-            <w:pPr>
-              <w:keepNext/>
-              <w:spacing w:after="0"/>
-            </w:pPr>
-            <w:r>
-              <w:rPr>
-                <w:b/>
-                <w:color w:val="FFFFFF"/>
-                <w:sz w:val="18"/>
-              </w:rPr>
-              <w:t>Good</w:t>
-            </w:r>
-          </w:p>
-        </w:tc>
-        <w:tc>
-          <w:tcPr>
-            <w:tcW w:type="dxa" w:w="1871"/>
-            <w:tcBorders>
-              <w:top w:val="single" w:sz="4" w:color="04242F"/>
-              <w:left w:val="single" w:sz="4" w:color="04242F"/>
-              <w:bottom w:val="single" w:sz="4" w:color="04242F"/>
-              <w:right w:val="single" w:sz="4" w:color="04242F"/>
-            </w:tcBorders>
-            <w:shd w:val="clear" w:color="auto" w:fill="04242F"/>
-          </w:tcPr>
-          <w:p>
-            <w:pPr>
-              <w:keepNext/>
-              <w:spacing w:after="0"/>
-            </w:pPr>
-            <w:r>
-              <w:rPr>
-                <w:b/>
-                <w:color w:val="FFFFFF"/>
-                <w:sz w:val="18"/>
-              </w:rPr>
-              <w:t>Needs work</w:t>
-            </w:r>
-          </w:p>
-        </w:tc>
-        <w:tc>
-          <w:tcPr>
-            <w:tcW w:type="dxa" w:w="1361"/>
-            <w:tcBorders>
-              <w:top w:val="single" w:sz="4" w:color="04242F"/>
-              <w:left w:val="single" w:sz="4" w:color="04242F"/>
-              <w:bottom w:val="single" w:sz="4" w:color="04242F"/>
-              <w:right w:val="single" w:sz="4" w:color="04242F"/>
-            </w:tcBorders>
-            <w:shd w:val="clear" w:color="auto" w:fill="04242F"/>
-          </w:tcPr>
-          <w:p>
-            <w:pPr>
-              <w:keepNext/>
-              <w:spacing w:after="0"/>
-            </w:pPr>
-            <w:r>
-              <w:rPr>
-                <w:b/>
-                <w:color w:val="FFFFFF"/>
-                <w:sz w:val="18"/>
-              </w:rPr>
-              <w:t>Missing</w:t>
-            </w:r>
-          </w:p>
-        </w:tc>
-      </w:tr>
-      <w:tr>
-        <w:trPr>
-          <w:cantSplit w:val="true"/>
-        </w:trPr>
-        <w:tc>
-          <w:tcPr>
-            <w:tcW w:type="dxa" w:w="1701"/>
-            <w:tcBorders>
-              <w:top w:val="single" w:sz="4" w:color="D5DDE1"/>
-              <w:left w:val="single" w:sz="4" w:color="D5DDE1"/>
-              <w:bottom w:val="single" w:sz="4" w:color="D5DDE1"/>
-              <w:right w:val="single" w:sz="4" w:color="D5DDE1"/>
-            </w:tcBorders>
-          </w:tcPr>
-          <w:p>
-            <w:pPr>
-              <w:spacing w:after="0"/>
-            </w:pPr>
-            <w:r>
-              <w:rPr>
-                <w:b/>
-                <w:sz w:val="17"/>
-              </w:rPr>
-              <w:t>10. Review given and response to reviewers</w:t>
-            </w:r>
-            <w:r>
-              <w:rPr>
-                <w:sz w:val="17"/>
-              </w:rPr>
-              <w:t xml:space="preserve"> (10)</w:t>
-            </w:r>
-          </w:p>
-        </w:tc>
-        <w:tc>
-          <w:tcPr>
-            <w:tcW w:type="dxa" w:w="2608"/>
-            <w:tcBorders>
-              <w:top w:val="single" w:sz="4" w:color="D5DDE1"/>
-              <w:left w:val="single" w:sz="4" w:color="D5DDE1"/>
-              <w:bottom w:val="single" w:sz="4" w:color="D5DDE1"/>
-              <w:right w:val="single" w:sz="4" w:color="D5DDE1"/>
-            </w:tcBorders>
-          </w:tcPr>
-          <w:p>
-            <w:pPr>
-              <w:spacing w:after="0"/>
-            </w:pPr>
-            <w:r>
-              <w:rPr>
-                <w:sz w:val="17"/>
-              </w:rPr>
-              <w:t xml:space="preserve">The participant's review of one classmate's draft is specific, constructive and uses the checklist. The response letter answers every comment point by point and politely (the comment, the reply, then the change with page/line). Disagreements are explained with reasons, and the revised manuscript shows the changes. </w:t>
-            </w:r>
-            <w:r>
-              <w:rPr>
-                <w:b/>
-                <w:sz w:val="17"/>
-              </w:rPr>
-              <w:t>10</w:t>
-            </w:r>
-          </w:p>
-        </w:tc>
-        <w:tc>
-          <w:tcPr>
-            <w:tcW w:type="dxa" w:w="1871"/>
-            <w:tcBorders>
-              <w:top w:val="single" w:sz="4" w:color="D5DDE1"/>
-              <w:left w:val="single" w:sz="4" w:color="D5DDE1"/>
-              <w:bottom w:val="single" w:sz="4" w:color="D5DDE1"/>
-              <w:right w:val="single" w:sz="4" w:color="D5DDE1"/>
-            </w:tcBorders>
-          </w:tcPr>
-          <w:p>
-            <w:pPr>
-              <w:spacing w:after="0"/>
-            </w:pPr>
-            <w:r>
-              <w:rPr>
-                <w:sz w:val="17"/>
-              </w:rPr>
-              <w:t xml:space="preserve">Good review and response, but some answers vague ("done") or one comment not addressed. </w:t>
-            </w:r>
-            <w:r>
-              <w:rPr>
-                <w:b/>
-                <w:sz w:val="17"/>
-              </w:rPr>
-              <w:t>7</w:t>
-            </w:r>
-          </w:p>
-        </w:tc>
-        <w:tc>
-          <w:tcPr>
-            <w:tcW w:type="dxa" w:w="1871"/>
-            <w:tcBorders>
-              <w:top w:val="single" w:sz="4" w:color="D5DDE1"/>
-              <w:left w:val="single" w:sz="4" w:color="D5DDE1"/>
-              <w:bottom w:val="single" w:sz="4" w:color="D5DDE1"/>
-              <w:right w:val="single" w:sz="4" w:color="D5DDE1"/>
-            </w:tcBorders>
-          </w:tcPr>
-          <w:p>
-            <w:pPr>
-              <w:spacing w:after="0"/>
-            </w:pPr>
-            <w:r>
-              <w:rPr>
-                <w:sz w:val="17"/>
-              </w:rPr>
-              <w:t xml:space="preserve">Review generic or rude; response defensive, or changes claimed but not made. </w:t>
-            </w:r>
-            <w:r>
-              <w:rPr>
-                <w:b/>
-                <w:sz w:val="17"/>
-              </w:rPr>
-              <w:t>3</w:t>
-            </w:r>
-          </w:p>
-        </w:tc>
-        <w:tc>
-          <w:tcPr>
-            <w:tcW w:type="dxa" w:w="1361"/>
-            <w:tcBorders>
-              <w:top w:val="single" w:sz="4" w:color="D5DDE1"/>
-              <w:left w:val="single" w:sz="4" w:color="D5DDE1"/>
-              <w:bottom w:val="single" w:sz="4" w:color="D5DDE1"/>
-              <w:right w:val="single" w:sz="4" w:color="D5DDE1"/>
-            </w:tcBorders>
-          </w:tcPr>
-          <w:p>
-            <w:pPr>
-              <w:spacing w:after="0"/>
-            </w:pPr>
-            <w:r>
-              <w:rPr>
-                <w:sz w:val="17"/>
-              </w:rPr>
-              <w:t xml:space="preserve">No review and no response. </w:t>
+              <w:t xml:space="preserve">No response. </w:t>
             </w:r>
             <w:r>
               <w:rPr>
@@ -2521,305 +1990,15 @@
     </w:p>
     <w:p>
       <w:pPr>
-        <w:pStyle w:val="Heading2"/>
+        <w:pStyle w:val="Heading1"/>
       </w:pPr>
       <w:r>
-        <w:t>Guide to overall comment</w:t>
+        <w:t>C. Optional sections (feedback only, no points)</w:t>
       </w:r>
     </w:p>
-    <w:tbl>
-      <w:tblPr>
-        <w:tblW w:type="auto" w:w="0"/>
-        <w:jc w:val="center"/>
-        <w:tblLayout w:type="fixed"/>
-        <w:tblCellMar>
-          <w:top w:w="80" w:type="dxa"/>
-          <w:left w:w="110" w:type="dxa"/>
-          <w:bottom w:w="80" w:type="dxa"/>
-          <w:right w:w="110" w:type="dxa"/>
-        </w:tblCellMar>
-        <w:tblLook w:firstColumn="1" w:firstRow="1" w:lastColumn="0" w:lastRow="0" w:noHBand="0" w:noVBand="1" w:val="04A0"/>
-      </w:tblPr>
-      <w:tblGrid>
-        <w:gridCol w:w="1202"/>
-        <w:gridCol w:w="8210"/>
-      </w:tblGrid>
-      <w:tr>
-        <w:trPr>
-          <w:cantSplit w:val="true"/>
-          <w:tblHeader w:val="true"/>
-        </w:trPr>
-        <w:tc>
-          <w:tcPr>
-            <w:tcW w:type="dxa" w:w="1202"/>
-            <w:tcBorders>
-              <w:top w:val="single" w:sz="4" w:color="04242F"/>
-              <w:left w:val="single" w:sz="4" w:color="04242F"/>
-              <w:bottom w:val="single" w:sz="4" w:color="04242F"/>
-              <w:right w:val="single" w:sz="4" w:color="04242F"/>
-            </w:tcBorders>
-            <w:shd w:val="clear" w:color="auto" w:fill="04242F"/>
-          </w:tcPr>
-          <w:p>
-            <w:pPr>
-              <w:keepNext/>
-              <w:spacing w:after="0"/>
-            </w:pPr>
-            <w:r>
-              <w:rPr>
-                <w:b/>
-                <w:color w:val="FFFFFF"/>
-                <w:sz w:val="18"/>
-              </w:rPr>
-              <w:t>Total</w:t>
-            </w:r>
-          </w:p>
-        </w:tc>
-        <w:tc>
-          <w:tcPr>
-            <w:tcW w:type="dxa" w:w="8209"/>
-            <w:tcBorders>
-              <w:top w:val="single" w:sz="4" w:color="04242F"/>
-              <w:left w:val="single" w:sz="4" w:color="04242F"/>
-              <w:bottom w:val="single" w:sz="4" w:color="04242F"/>
-              <w:right w:val="single" w:sz="4" w:color="04242F"/>
-            </w:tcBorders>
-            <w:shd w:val="clear" w:color="auto" w:fill="04242F"/>
-          </w:tcPr>
-          <w:p>
-            <w:pPr>
-              <w:keepNext/>
-              <w:spacing w:after="0"/>
-            </w:pPr>
-            <w:r>
-              <w:rPr>
-                <w:b/>
-                <w:color w:val="FFFFFF"/>
-                <w:sz w:val="18"/>
-              </w:rPr>
-              <w:t>Overall comment</w:t>
-            </w:r>
-          </w:p>
-        </w:tc>
-      </w:tr>
-      <w:tr>
-        <w:trPr>
-          <w:cantSplit w:val="true"/>
-        </w:trPr>
-        <w:tc>
-          <w:tcPr>
-            <w:tcW w:type="dxa" w:w="1202"/>
-            <w:tcBorders>
-              <w:top w:val="single" w:sz="4" w:color="D5DDE1"/>
-              <w:left w:val="single" w:sz="4" w:color="D5DDE1"/>
-              <w:bottom w:val="single" w:sz="4" w:color="D5DDE1"/>
-              <w:right w:val="single" w:sz="4" w:color="D5DDE1"/>
-            </w:tcBorders>
-          </w:tcPr>
-          <w:p>
-            <w:pPr>
-              <w:keepNext/>
-              <w:spacing w:after="0"/>
-            </w:pPr>
-            <w:r>
-              <w:rPr>
-                <w:sz w:val="17"/>
-              </w:rPr>
-              <w:t>80 to 100</w:t>
-            </w:r>
-          </w:p>
-        </w:tc>
-        <w:tc>
-          <w:tcPr>
-            <w:tcW w:type="dxa" w:w="8209"/>
-            <w:tcBorders>
-              <w:top w:val="single" w:sz="4" w:color="D5DDE1"/>
-              <w:left w:val="single" w:sz="4" w:color="D5DDE1"/>
-              <w:bottom w:val="single" w:sz="4" w:color="D5DDE1"/>
-              <w:right w:val="single" w:sz="4" w:color="D5DDE1"/>
-            </w:tcBorders>
-          </w:tcPr>
-          <w:p>
-            <w:pPr>
-              <w:keepNext/>
-              <w:spacing w:after="0"/>
-            </w:pPr>
-            <w:r>
-              <w:rPr>
-                <w:sz w:val="17"/>
-              </w:rPr>
-              <w:t>A well-reported paper. The structure would pass a journal's technical check.</w:t>
-            </w:r>
-          </w:p>
-        </w:tc>
-      </w:tr>
-      <w:tr>
-        <w:trPr>
-          <w:cantSplit w:val="true"/>
-        </w:trPr>
-        <w:tc>
-          <w:tcPr>
-            <w:tcW w:type="dxa" w:w="1202"/>
-            <w:tcBorders>
-              <w:top w:val="single" w:sz="4" w:color="D5DDE1"/>
-              <w:left w:val="single" w:sz="4" w:color="D5DDE1"/>
-              <w:bottom w:val="single" w:sz="4" w:color="D5DDE1"/>
-              <w:right w:val="single" w:sz="4" w:color="D5DDE1"/>
-            </w:tcBorders>
-            <w:shd w:val="clear" w:color="auto" w:fill="F5F9FA"/>
-          </w:tcPr>
-          <w:p>
-            <w:pPr>
-              <w:keepNext/>
-              <w:spacing w:after="0"/>
-            </w:pPr>
-            <w:r>
-              <w:rPr>
-                <w:sz w:val="17"/>
-              </w:rPr>
-              <w:t>60 to 79</w:t>
-            </w:r>
-          </w:p>
-        </w:tc>
-        <w:tc>
-          <w:tcPr>
-            <w:tcW w:type="dxa" w:w="8209"/>
-            <w:tcBorders>
-              <w:top w:val="single" w:sz="4" w:color="D5DDE1"/>
-              <w:left w:val="single" w:sz="4" w:color="D5DDE1"/>
-              <w:bottom w:val="single" w:sz="4" w:color="D5DDE1"/>
-              <w:right w:val="single" w:sz="4" w:color="D5DDE1"/>
-            </w:tcBorders>
-            <w:shd w:val="clear" w:color="auto" w:fill="F5F9FA"/>
-          </w:tcPr>
-          <w:p>
-            <w:pPr>
-              <w:keepNext/>
-              <w:spacing w:after="0"/>
-            </w:pPr>
-            <w:r>
-              <w:rPr>
-                <w:sz w:val="17"/>
-              </w:rPr>
-              <w:t>A good draft. Revise the flagged sections.</w:t>
-            </w:r>
-          </w:p>
-        </w:tc>
-      </w:tr>
-      <w:tr>
-        <w:trPr>
-          <w:cantSplit w:val="true"/>
-        </w:trPr>
-        <w:tc>
-          <w:tcPr>
-            <w:tcW w:type="dxa" w:w="1202"/>
-            <w:tcBorders>
-              <w:top w:val="single" w:sz="4" w:color="D5DDE1"/>
-              <w:left w:val="single" w:sz="4" w:color="D5DDE1"/>
-              <w:bottom w:val="single" w:sz="4" w:color="D5DDE1"/>
-              <w:right w:val="single" w:sz="4" w:color="D5DDE1"/>
-            </w:tcBorders>
-          </w:tcPr>
-          <w:p>
-            <w:pPr>
-              <w:keepNext/>
-              <w:spacing w:after="0"/>
-            </w:pPr>
-            <w:r>
-              <w:rPr>
-                <w:sz w:val="17"/>
-              </w:rPr>
-              <w:t>40 to 59</w:t>
-            </w:r>
-          </w:p>
-        </w:tc>
-        <w:tc>
-          <w:tcPr>
-            <w:tcW w:type="dxa" w:w="8209"/>
-            <w:tcBorders>
-              <w:top w:val="single" w:sz="4" w:color="D5DDE1"/>
-              <w:left w:val="single" w:sz="4" w:color="D5DDE1"/>
-              <w:bottom w:val="single" w:sz="4" w:color="D5DDE1"/>
-              <w:right w:val="single" w:sz="4" w:color="D5DDE1"/>
-            </w:tcBorders>
-          </w:tcPr>
-          <w:p>
-            <w:pPr>
-              <w:keepNext/>
-              <w:spacing w:after="0"/>
-            </w:pPr>
-            <w:r>
-              <w:rPr>
-                <w:sz w:val="17"/>
-              </w:rPr>
-              <w:t>The core is there, but Results reporting or the Discussion needs substantial work.</w:t>
-            </w:r>
-          </w:p>
-        </w:tc>
-      </w:tr>
-      <w:tr>
-        <w:trPr>
-          <w:cantSplit w:val="true"/>
-        </w:trPr>
-        <w:tc>
-          <w:tcPr>
-            <w:tcW w:type="dxa" w:w="1202"/>
-            <w:tcBorders>
-              <w:top w:val="single" w:sz="4" w:color="D5DDE1"/>
-              <w:left w:val="single" w:sz="4" w:color="D5DDE1"/>
-              <w:bottom w:val="single" w:sz="4" w:color="D5DDE1"/>
-              <w:right w:val="single" w:sz="4" w:color="D5DDE1"/>
-            </w:tcBorders>
-            <w:shd w:val="clear" w:color="auto" w:fill="F5F9FA"/>
-          </w:tcPr>
-          <w:p>
-            <w:pPr>
-              <w:spacing w:after="0"/>
-            </w:pPr>
-            <w:r>
-              <w:rPr>
-                <w:sz w:val="17"/>
-              </w:rPr>
-              <w:t>Below 40</w:t>
-            </w:r>
-          </w:p>
-        </w:tc>
-        <w:tc>
-          <w:tcPr>
-            <w:tcW w:type="dxa" w:w="8209"/>
-            <w:tcBorders>
-              <w:top w:val="single" w:sz="4" w:color="D5DDE1"/>
-              <w:left w:val="single" w:sz="4" w:color="D5DDE1"/>
-              <w:bottom w:val="single" w:sz="4" w:color="D5DDE1"/>
-              <w:right w:val="single" w:sz="4" w:color="D5DDE1"/>
-            </w:tcBorders>
-            <w:shd w:val="clear" w:color="auto" w:fill="F5F9FA"/>
-          </w:tcPr>
-          <w:p>
-            <w:pPr>
-              <w:spacing w:after="0"/>
-            </w:pPr>
-            <w:r>
-              <w:rPr>
-                <w:sz w:val="17"/>
-              </w:rPr>
-              <w:t>Major revision needed. Meet an instructor to go through the results pack again.</w:t>
-            </w:r>
-          </w:p>
-        </w:tc>
-      </w:tr>
-    </w:tbl>
     <w:p>
-      <w:pPr>
-        <w:spacing w:after="80"/>
-      </w:pPr>
-    </w:p>
-    <w:p>
-      <w:pPr>
-        <w:pStyle w:val="Heading2"/>
-      </w:pPr>
       <w:r>
-        <w:t>Common problems to look for (and comment on)</w:t>
+        <w:t>If the participant sent Methods, Introduction, Discussion or Abstract, write two or three comments on each:</w:t>
       </w:r>
     </w:p>
     <w:p>
@@ -2827,7 +2006,13 @@
         <w:pStyle w:val="ListBullet"/>
       </w:pPr>
       <w:r>
-        <w:t>Only the adjusted OR reported, so readers cannot see that confounding by severity shrank the association (or only the crude OR).</w:t>
+        <w:rPr>
+          <w:b/>
+        </w:rPr>
+        <w:t>Methods:</w:t>
+      </w:r>
+      <w:r>
+        <w:t xml:space="preserve"> design, participants, variables, statistics and missing data match the results pack and the SAP.</w:t>
       </w:r>
     </w:p>
     <w:p>
@@ -2835,7 +2020,13 @@
         <w:pStyle w:val="ListBullet"/>
       </w:pPr>
       <w:r>
-        <w:t>"Positive fluid balance increased mortality": causal language from a cohort.</w:t>
+        <w:rPr>
+          <w:b/>
+        </w:rPr>
+        <w:t>Introduction:</w:t>
+      </w:r>
+      <w:r>
+        <w:t xml:space="preserve"> known, not known, aim. The aim matches the analysis.</w:t>
       </w:r>
     </w:p>
     <w:p>
@@ -2843,7 +2034,13 @@
         <w:pStyle w:val="ListBullet"/>
       </w:pPr>
       <w:r>
-        <w:t>p-values without effect sizes or 95% CIs; "p = 0.000"; percentages without denominators.</w:t>
+        <w:rPr>
+          <w:b/>
+        </w:rPr>
+        <w:t>Discussion:</w:t>
+      </w:r>
+      <w:r>
+        <w:t xml:space="preserve"> the six moves, limitations with their direction, conclusion no stronger than the design.</w:t>
       </w:r>
     </w:p>
     <w:p>
@@ -2851,7 +2048,21 @@
         <w:pStyle w:val="ListBullet"/>
       </w:pPr>
       <w:r>
-        <w:t>Methods describe analyses that are not in the results pack, or Results report analyses not described in the Methods.</w:t>
+        <w:rPr>
+          <w:b/>
+        </w:rPr>
+        <w:t>Abstract:</w:t>
+      </w:r>
+      <w:r>
+        <w:t xml:space="preserve"> structured, 250 words or fewer, numbers identical to the Results.</w:t>
+      </w:r>
+    </w:p>
+    <w:p>
+      <w:pPr>
+        <w:pStyle w:val="Heading1"/>
+      </w:pPr>
+      <w:r>
+        <w:t>Common problems</w:t>
       </w:r>
     </w:p>
     <w:p>
@@ -2859,7 +2070,7 @@
         <w:pStyle w:val="ListBullet"/>
       </w:pPr>
       <w:r>
-        <w:t>Missing data not mentioned (especially lactate), or the complete-case vs imputation comparison left uninterpreted (Q4).</w:t>
+        <w:t>Only the adjusted OR, or only the crude OR.</w:t>
       </w:r>
     </w:p>
     <w:p>
@@ -2867,7 +2078,7 @@
         <w:pStyle w:val="ListBullet"/>
       </w:pPr>
       <w:r>
-        <w:t>Mean ± SD for a skewed outcome such as ICU length of stay or ventilator-free days (Q3, Q5).</w:t>
+        <w:t>"Positive fluid balance increased mortality": causal words from a cohort.</w:t>
       </w:r>
     </w:p>
     <w:p>
@@ -2875,7 +2086,7 @@
         <w:pStyle w:val="ListBullet"/>
       </w:pPr>
       <w:r>
-        <w:t>Hazard ratio interpreted as a risk ratio; Kaplan-Meier tick marks read as deaths (Q1).</w:t>
+        <w:t>p-values without effect sizes, "p = 0.000", percentages without denominators.</w:t>
       </w:r>
     </w:p>
     <w:p>
@@ -2883,7 +2094,7 @@
         <w:pStyle w:val="ListBullet"/>
       </w:pPr>
       <w:r>
-        <w:t>The simulated-data statement or the AI-use statement missing.</w:t>
+        <w:t>Missing data not mentioned (especially lactate), or Q4 without both estimates.</w:t>
       </w:r>
     </w:p>
     <w:p>
@@ -2891,7 +2102,23 @@
         <w:pStyle w:val="ListBullet"/>
       </w:pPr>
       <w:r>
-        <w:t>Discussion that repeats the Results or ignores Paper 2.</w:t>
+        <w:t>Mean (SD) for a skewed outcome (Q3, Q5).</w:t>
+      </w:r>
+    </w:p>
+    <w:p>
+      <w:pPr>
+        <w:pStyle w:val="ListBullet"/>
+      </w:pPr>
+      <w:r>
+        <w:t>Hazard ratio read as a risk ratio (Q1).</w:t>
+      </w:r>
+    </w:p>
+    <w:p>
+      <w:pPr>
+        <w:pStyle w:val="ListBullet"/>
+      </w:pPr>
+      <w:r>
+        <w:t>Simulated-data or AI-use statement missing.</w:t>
       </w:r>
     </w:p>
     <w:sectPr>

--- a/en/files/assignments/Manuscript_Rubric.docx
+++ b/en/files/assignments/Manuscript_Rubric.docx
@@ -87,18 +87,16 @@
         <w:pStyle w:val="KeyFindings"/>
       </w:pPr>
       <w:r>
-        <w:rPr>
-          <w:b/>
-        </w:rPr>
+        <w:t xml:space="preserve">Mark the </w:t>
       </w:r>
-      <w:r/>
       <w:r>
         <w:rPr>
           <w:b/>
         </w:rPr>
+        <w:t>revised</w:t>
       </w:r>
       <w:r>
-        <w:t>The marks are formative. Mark the revised Results section (due 30 January 2027). If no revision arrives, mark the draft and give 0 for criterion 9. Mark the writing, not the analysis: the instructors did the analyses.</w:t>
+        <w:t xml:space="preserve"> Results section (due Saturday 9 January 2027). If no revision arrives, mark the draft and give 0 for criterion 9. Mark the writing, not the analysis.</w:t>
       </w:r>
     </w:p>
     <w:p>
@@ -1378,7 +1376,7 @@
               <w:rPr>
                 <w:sz w:val="17"/>
               </w:rPr>
-              <w:t xml:space="preserve">No interpretation. Calibrated words. Numbers in text and tables agree with the pack. Template used. Simulated-data and AI-use statements present. </w:t>
+              <w:t xml:space="preserve">No interpretation. Calibrated words. Numbers in text and tables agree with the pack. Template used. AI-use statement present. </w:t>
             </w:r>
             <w:r>
               <w:rPr>
@@ -1438,7 +1436,7 @@
               <w:rPr>
                 <w:sz w:val="17"/>
               </w:rPr>
-              <w:t xml:space="preserve">Interpretation or causal words in the Results, or a statement missing. </w:t>
+              <w:t xml:space="preserve">Interpretation or causal words in the Results, or no AI-use statement. </w:t>
             </w:r>
             <w:r>
               <w:rPr>
@@ -2118,7 +2116,7 @@
         <w:pStyle w:val="ListBullet"/>
       </w:pPr>
       <w:r>
-        <w:t>Simulated-data or AI-use statement missing.</w:t>
+        <w:t>AI-use statement missing.</w:t>
       </w:r>
     </w:p>
     <w:sectPr>
